--- a/docs/thesis/Колотий_МП_ВКР_промежуточный_.docx
+++ b/docs/thesis/Колотий_МП_ВКР_промежуточный_.docx
@@ -350,25 +350,7 @@
                       <w:sz w:val="24"/>
                       <w:szCs w:val="24"/>
                     </w:rPr>
-                    <w:t>«__</w:t>
-                  </w:r>
-                  <w:proofErr w:type="gramStart"/>
-                  <w:r>
-                    <w:rPr>
-                      <w:bCs/>
-                      <w:sz w:val="24"/>
-                      <w:szCs w:val="24"/>
-                    </w:rPr>
-                    <w:t>_»_</w:t>
-                  </w:r>
-                  <w:proofErr w:type="gramEnd"/>
-                  <w:r>
-                    <w:rPr>
-                      <w:bCs/>
-                      <w:sz w:val="24"/>
-                      <w:szCs w:val="24"/>
-                    </w:rPr>
-                    <w:t>____________2026 г.</w:t>
+                    <w:t>«___»_____________2026 г.</w:t>
                   </w:r>
                 </w:p>
               </w:tc>
@@ -1152,17 +1134,12 @@
           </w:tcPr>
           <w:p>
             <w:r>
-              <w:t xml:space="preserve">Модель вознаграждения </w:t>
-            </w:r>
-            <w:proofErr w:type="gramStart"/>
-            <w:r>
-              <w:t xml:space="preserve">результата </w:t>
+              <w:t xml:space="preserve">Модель вознаграждения результата </w:t>
             </w:r>
             <w:r>
               <w:t xml:space="preserve"> (</w:t>
             </w:r>
             <w:proofErr w:type="spellStart"/>
-            <w:proofErr w:type="gramEnd"/>
             <w:r>
               <w:t>Outcome</w:t>
             </w:r>
@@ -3452,15 +3429,7 @@
       </w:r>
       <w:proofErr w:type="spellEnd"/>
       <w:r>
-        <w:t xml:space="preserve">. уточнили соотношение: при росте бюджета размер модели и объём данных следует увеличивать примерно в равных пропорциях. Эти законы масштабирования позволяют прогнозировать поведение модели при наращивании ресурсов, однако касаются только этапа обучения. Вопрос о том, как оптимально тратить вычисления после </w:t>
-      </w:r>
-      <w:proofErr w:type="gramStart"/>
-      <w:r>
-        <w:t>обучения  на</w:t>
-      </w:r>
-      <w:proofErr w:type="gramEnd"/>
-      <w:r>
-        <w:t xml:space="preserve"> этапе </w:t>
+        <w:t xml:space="preserve">. уточнили соотношение: при росте бюджета размер модели и объём данных следует увеличивать примерно в равных пропорциях. Эти законы масштабирования позволяют прогнозировать поведение модели при наращивании ресурсов, однако касаются только этапа обучения. Вопрос о том, как оптимально тратить вычисления после обучения  на этапе </w:t>
       </w:r>
       <w:proofErr w:type="spellStart"/>
       <w:r>
@@ -4328,15 +4297,7 @@
       </w:r>
       <w:proofErr w:type="spellEnd"/>
       <w:r>
-        <w:t xml:space="preserve">). Логика в том, </w:t>
-      </w:r>
-      <w:proofErr w:type="gramStart"/>
-      <w:r>
-        <w:t>что</w:t>
-      </w:r>
-      <w:proofErr w:type="gramEnd"/>
-      <w:r>
-        <w:t xml:space="preserve"> если модель приходит к одному и тому же ответу разными путями, этот ответ с большей вероятностью верен. Подход не требует дополнительных моделей и лёг в основу целого класса </w:t>
+        <w:t xml:space="preserve">). Логика в том, что если модель приходит к одному и тому же ответу разными путями, этот ответ с большей вероятностью верен. Подход не требует дополнительных моделей и лёг в основу целого класса </w:t>
       </w:r>
       <w:proofErr w:type="spellStart"/>
       <w:r>
@@ -5007,15 +4968,7 @@
       </w:r>
       <w:proofErr w:type="spellEnd"/>
       <w:r>
-        <w:t xml:space="preserve"> модель со 175 миллиардами параметров, обеспечивая прирост, приблизительно эквивалентный 30-кратному увеличению размера модели [10]. Однако при масштабировании числа кандидатов до 400 и выше производительность </w:t>
-      </w:r>
-      <w:proofErr w:type="gramStart"/>
-      <w:r>
-        <w:t>начинала снижаться</w:t>
-      </w:r>
-      <w:proofErr w:type="gramEnd"/>
-      <w:r>
-        <w:t xml:space="preserve"> </w:t>
+        <w:t xml:space="preserve"> модель со 175 миллиардами параметров, обеспечивая прирост, приблизительно эквивалентный 30-кратному увеличению размера модели [10]. Однако при масштабировании числа кандидатов до 400 и выше производительность начинала снижаться </w:t>
       </w:r>
       <w:r>
         <w:t>и</w:t>
@@ -6250,15 +6203,7 @@
         <w:jc w:val="both"/>
       </w:pPr>
       <w:r>
-        <w:t xml:space="preserve">Парето-фронт </w:t>
-      </w:r>
-      <w:proofErr w:type="gramStart"/>
-      <w:r>
-        <w:t>- это</w:t>
-      </w:r>
-      <w:proofErr w:type="gramEnd"/>
-      <w:r>
-        <w:t xml:space="preserve"> множество </w:t>
+        <w:t xml:space="preserve">Парето-фронт - это множество </w:t>
       </w:r>
       <w:proofErr w:type="spellStart"/>
       <w:r>
@@ -6281,7 +6226,21 @@
         <w:t>-</w:t>
       </w:r>
       <w:r>
-        <w:t xml:space="preserve"> значение бюджета, при котором на Парето-фронте происходит смена доминирующей стратегии. Например, если при малых бюджетах на Парето-фронте находятся только SFT-модели с жадным поиском, а при больших - SFT-модели с голосованием, то точка пересечения показывает бюджет, начиная с которого выгоднее генерировать несколько решений вместо дообучения на дополнительных данных.</w:t>
+        <w:t xml:space="preserve"> </w:t>
+      </w:r>
+      <w:r>
+        <w:t xml:space="preserve">первое значение бюджета, при котором </w:t>
+      </w:r>
+      <w:proofErr w:type="spellStart"/>
+      <w:r>
+        <w:t>inference</w:t>
+      </w:r>
+      <w:proofErr w:type="spellEnd"/>
+      <w:r>
+        <w:t>-стратегия начинает превосходить лучшую SFT-модель сопоставимой стоимости</w:t>
+      </w:r>
+      <w:r>
+        <w:t>. Например, если при малых бюджетах на Парето-фронте находятся только SFT-модели с жадным поиском, а при больших - SFT-модели с голосованием, то точка пересечения показывает бюджет, начиная с которого выгоднее генерировать несколько решений вместо дообучения на дополнительных данных.</w:t>
       </w:r>
     </w:p>
     <w:p>
@@ -6326,7 +6285,11 @@
         <w:t xml:space="preserve">Построение Парето-фронта центральный результат работы. Он позволяет ответить на вопрос, поставленный в цели: при каком бюджете какая стратегия оптимальна. </w:t>
       </w:r>
       <w:r>
-        <w:t>Практические рекомендации формулируются как диапазоны бюджетов, в которых одна стратегия оказывается выгоднее остальных, с указанием границ перехода между стратегиями.</w:t>
+        <w:t xml:space="preserve">Практические рекомендации формулируются как </w:t>
+      </w:r>
+      <w:r>
+        <w:lastRenderedPageBreak/>
+        <w:t>диапазоны бюджетов, в которых одна стратегия оказывается выгоднее остальных, с указанием границ перехода между стратегиями.</w:t>
       </w:r>
     </w:p>
     <w:p>
@@ -6406,15 +6369,7 @@
         <w:t>-</w:t>
       </w:r>
       <w:r>
-        <w:t xml:space="preserve"> по входу слоя и по </w:t>
-      </w:r>
-      <w:proofErr w:type="gramStart"/>
-      <w:r>
-        <w:t>весам,  каждый</w:t>
-      </w:r>
-      <w:proofErr w:type="gramEnd"/>
-      <w:r>
-        <w:t xml:space="preserve"> ценой одного матричного умножения. Это даёт ещё 4N операций на токен. Итого одна итерация обучения на одном токене стоит 2N + 4N = 6N операций. Для обучения на D токенах полная стоимость составляет C = 6ND. Эта формула предложена </w:t>
+        <w:t xml:space="preserve"> по входу слоя и по весам,  каждый ценой одного матричного умножения. Это даёт ещё 4N операций на токен. Итого одна итерация обучения на одном токене стоит 2N + 4N = 6N операций. Для обучения на D токенах полная стоимость составляет C = 6ND. Эта формула предложена </w:t>
       </w:r>
       <w:proofErr w:type="spellStart"/>
       <w:r>
@@ -6566,16 +6521,11 @@
       <w:r>
         <w:t xml:space="preserve"> </w:t>
       </w:r>
-      <w:proofErr w:type="gramStart"/>
       <w:r>
         <w:t xml:space="preserve">- </w:t>
       </w:r>
       <w:r>
-        <w:t xml:space="preserve"> суммарное</w:t>
-      </w:r>
-      <w:proofErr w:type="gramEnd"/>
-      <w:r>
-        <w:t xml:space="preserve"> число обработанных токенов за все эпохи. Множитель 6 = 2 (прямой проход) + 4 (обратный проход) на параметр на токен [1, 2].</w:t>
+        <w:t xml:space="preserve"> суммарное число обработанных токенов за все эпохи. Множитель 6 = 2 (прямой проход) + 4 (обратный проход) на параметр на токен [1, 2].</w:t>
       </w:r>
     </w:p>
     <w:p>
@@ -6964,18 +6914,10 @@
         <w:t>где N_PRM = 7 × 10⁹</w:t>
       </w:r>
       <w:r>
-        <w:t xml:space="preserve"> </w:t>
-      </w:r>
-      <w:proofErr w:type="gramStart"/>
-      <w:r>
-        <w:t xml:space="preserve">- </w:t>
-      </w:r>
-      <w:r>
-        <w:t xml:space="preserve"> число</w:t>
-      </w:r>
-      <w:proofErr w:type="gramEnd"/>
-      <w:r>
-        <w:t xml:space="preserve"> параметров верификатора, </w:t>
+        <w:t xml:space="preserve"> - </w:t>
+      </w:r>
+      <w:r>
+        <w:t xml:space="preserve"> число параметров верификатора, </w:t>
       </w:r>
       <w:proofErr w:type="spellStart"/>
       <w:r>
@@ -7052,1040 +6994,2095 @@
       <w:pPr>
         <w:ind w:firstLine="709"/>
         <w:jc w:val="both"/>
-        <w:rPr>
-          <w:lang w:val="en-US"/>
-        </w:rPr>
-      </w:pPr>
-      <w:proofErr w:type="spellStart"/>
+      </w:pPr>
+      <w:r>
+        <w:t>C_GRPO = K × N × D_GRPO</w:t>
+      </w:r>
+    </w:p>
+    <w:p>
+      <w:pPr>
+        <w:ind w:firstLine="709"/>
+        <w:jc w:val="both"/>
+      </w:pPr>
+      <w:r>
+        <w:t xml:space="preserve">где D_GRPO — суммарное число токенов </w:t>
+      </w:r>
+      <w:r>
+        <w:t>сгенерированных ответов</w:t>
+      </w:r>
+      <w:r>
+        <w:t xml:space="preserve"> за всё обучение GRPO, регистрируемое фреймворком TRL в поле </w:t>
+      </w:r>
+      <w:proofErr w:type="spellStart"/>
+      <w:r>
+        <w:t>num_tokens</w:t>
+      </w:r>
+      <w:proofErr w:type="spellEnd"/>
+      <w:r>
+        <w:t xml:space="preserve"> лога обучения; K = 10 — множитель, складывающийся из стоимости генерации (2), прямого прохода через </w:t>
+      </w:r>
+      <w:proofErr w:type="spellStart"/>
+      <w:r>
+        <w:t>reference</w:t>
+      </w:r>
+      <w:proofErr w:type="spellEnd"/>
+      <w:r>
+        <w:t xml:space="preserve">-модель (2) и обновления параметров (6) на токен. Формула структурно совместима с C_SFT = 6ND и </w:t>
+      </w:r>
+      <w:proofErr w:type="spellStart"/>
+      <w:r>
+        <w:t>C_infer</w:t>
+      </w:r>
+      <w:proofErr w:type="spellEnd"/>
+      <w:r>
+        <w:t xml:space="preserve"> = 2ND (</w:t>
+      </w:r>
+      <w:proofErr w:type="spellStart"/>
+      <w:r>
+        <w:t>Kaplan</w:t>
+      </w:r>
+      <w:proofErr w:type="spellEnd"/>
+      <w:r>
+        <w:t xml:space="preserve"> </w:t>
+      </w:r>
+      <w:proofErr w:type="spellStart"/>
+      <w:r>
+        <w:t>et</w:t>
+      </w:r>
+      <w:proofErr w:type="spellEnd"/>
+      <w:r>
+        <w:t xml:space="preserve"> </w:t>
+      </w:r>
+      <w:proofErr w:type="spellStart"/>
+      <w:r>
+        <w:t>al</w:t>
+      </w:r>
+      <w:proofErr w:type="spellEnd"/>
+      <w:r>
+        <w:t xml:space="preserve">. [1]; </w:t>
+      </w:r>
+      <w:proofErr w:type="spellStart"/>
+      <w:r>
+        <w:t>Snell</w:t>
+      </w:r>
+      <w:proofErr w:type="spellEnd"/>
+      <w:r>
+        <w:t xml:space="preserve"> </w:t>
+      </w:r>
+      <w:proofErr w:type="spellStart"/>
+      <w:r>
+        <w:t>et</w:t>
+      </w:r>
+      <w:proofErr w:type="spellEnd"/>
+      <w:r>
+        <w:t xml:space="preserve"> </w:t>
+      </w:r>
+      <w:proofErr w:type="spellStart"/>
+      <w:r>
+        <w:t>al</w:t>
+      </w:r>
+      <w:proofErr w:type="spellEnd"/>
+      <w:r>
+        <w:t xml:space="preserve">. [4]): во всех трёх случаях D представляет суммарное число обработанных токенов, а множитель отражает число операций на параметр на токен. Для каждого </w:t>
+      </w:r>
+      <w:proofErr w:type="spellStart"/>
+      <w:r>
+        <w:t>чекпоинта</w:t>
+      </w:r>
+      <w:proofErr w:type="spellEnd"/>
+      <w:r>
+        <w:t xml:space="preserve"> на шаге t используется значение </w:t>
+      </w:r>
+      <w:proofErr w:type="spellStart"/>
+      <w:r>
+        <w:t>num_tokens</w:t>
+      </w:r>
+      <w:proofErr w:type="spellEnd"/>
+      <w:r>
+        <w:t xml:space="preserve"> на этом шаге, что позволяет корректно позиционировать промежуточные точки на Парето-фронте.</w:t>
+      </w:r>
+    </w:p>
+    <w:p>
+      <w:pPr>
+        <w:ind w:firstLine="709"/>
+        <w:jc w:val="both"/>
+      </w:pPr>
+      <w:r>
+        <w:rPr>
+          <w:b/>
+          <w:bCs/>
+        </w:rPr>
+        <w:t xml:space="preserve">Амортизация затрат на обучение. </w:t>
+      </w:r>
+      <w:r>
+        <w:t xml:space="preserve">Обучение выполняется один раз, </w:t>
+      </w:r>
+      <w:proofErr w:type="spellStart"/>
+      <w:r>
+        <w:t>инференс</w:t>
+      </w:r>
+      <w:proofErr w:type="spellEnd"/>
+      <w:r>
+        <w:t xml:space="preserve"> — на каждую задачу. Чтобы сравнить стратегии, в которых есть и то, и другое, </w:t>
+      </w:r>
+      <w:r>
+        <w:t xml:space="preserve">затраты на обучение делятся на число задач M. Так всё сводится к одной цифре </w:t>
+      </w:r>
+      <w:r>
+        <w:t xml:space="preserve">- </w:t>
+      </w:r>
+      <w:r>
+        <w:t xml:space="preserve">стоимость на задачу: </w:t>
+      </w:r>
+    </w:p>
+    <w:p>
+      <w:pPr>
+        <w:ind w:firstLine="709"/>
+        <w:jc w:val="both"/>
+        <w:rPr>
+          <w:lang w:val="en-US"/>
+        </w:rPr>
+      </w:pPr>
+      <w:proofErr w:type="spellStart"/>
+      <w:r>
+        <w:rPr>
+          <w:lang w:val="en-US"/>
+        </w:rPr>
+        <w:t>C_total</w:t>
+      </w:r>
+      <w:proofErr w:type="spellEnd"/>
+      <w:r>
+        <w:rPr>
+          <w:lang w:val="en-US"/>
+        </w:rPr>
+        <w:t xml:space="preserve"> = </w:t>
+      </w:r>
+      <w:proofErr w:type="spellStart"/>
+      <w:r>
+        <w:rPr>
+          <w:lang w:val="en-US"/>
+        </w:rPr>
+        <w:t>C_train</w:t>
+      </w:r>
+      <w:proofErr w:type="spellEnd"/>
+      <w:r>
+        <w:rPr>
+          <w:lang w:val="en-US"/>
+        </w:rPr>
+        <w:t xml:space="preserve"> / M + </w:t>
+      </w:r>
+      <w:proofErr w:type="spellStart"/>
+      <w:r>
+        <w:rPr>
+          <w:lang w:val="en-US"/>
+        </w:rPr>
+        <w:t>C_infer</w:t>
+      </w:r>
+      <w:proofErr w:type="spellEnd"/>
+      <w:r>
+        <w:rPr>
+          <w:lang w:val="en-US"/>
+        </w:rPr>
+        <w:t xml:space="preserve"> + C_PRM </w:t>
+      </w:r>
+    </w:p>
+    <w:p>
+      <w:pPr>
+        <w:ind w:firstLine="709"/>
+        <w:jc w:val="both"/>
+      </w:pPr>
+      <w:r>
+        <w:t xml:space="preserve">Такой подход следует методологии </w:t>
+      </w:r>
+      <w:proofErr w:type="spellStart"/>
+      <w:r>
+        <w:t>Wu</w:t>
+      </w:r>
+      <w:proofErr w:type="spellEnd"/>
+      <w:r>
+        <w:t xml:space="preserve"> </w:t>
+      </w:r>
+      <w:proofErr w:type="spellStart"/>
+      <w:r>
+        <w:t>et</w:t>
+      </w:r>
+      <w:proofErr w:type="spellEnd"/>
+      <w:r>
+        <w:t xml:space="preserve"> </w:t>
+      </w:r>
+      <w:proofErr w:type="spellStart"/>
+      <w:r>
+        <w:t>al</w:t>
+      </w:r>
+      <w:proofErr w:type="spellEnd"/>
+      <w:r>
+        <w:t xml:space="preserve">. [3]. Генерации, выполняемые в процессе GRPO, входят в </w:t>
+      </w:r>
+      <w:proofErr w:type="spellStart"/>
+      <w:r>
+        <w:t>C_train</w:t>
+      </w:r>
+      <w:proofErr w:type="spellEnd"/>
+      <w:r>
+        <w:t xml:space="preserve"> и не повторяются при развёртывании.</w:t>
+      </w:r>
+      <w:r>
+        <w:t xml:space="preserve"> </w:t>
+      </w:r>
+      <w:r>
+        <w:t>В данной работе M равно числу задач</w:t>
+      </w:r>
+      <w:r>
+        <w:t xml:space="preserve"> </w:t>
+      </w:r>
+      <w:r>
+        <w:t>в тестовом наборе</w:t>
+      </w:r>
+      <w:r>
+        <w:t>, что обеспечивает корректное сравнение стратегий между собой. В реальном сценарии развёртывания M может быть существенно больше. Чем больше задач решает модель, тем меньше доля затрат на обучение в расчёте на одну задачу, и тем дальше сдвигается точка пересечения стратегий в пользу более дорогого обучения.</w:t>
+      </w:r>
+    </w:p>
+    <w:p>
+      <w:pPr>
+        <w:ind w:firstLine="709"/>
+        <w:jc w:val="both"/>
+      </w:pPr>
+      <w:r>
+        <w:lastRenderedPageBreak/>
+        <w:t>Для оценки практической значимости результатов Парето-фронт строится при трёх режимах амортизации: M = |</w:t>
+      </w:r>
+      <w:proofErr w:type="spellStart"/>
+      <w:r>
+        <w:t>D_test</w:t>
+      </w:r>
+      <w:proofErr w:type="spellEnd"/>
+      <w:r>
+        <w:t xml:space="preserve">| (условия эксперимента, порядка 10³ задач), M = 10⁴ (малое развёртывание) и M = 10⁵ (массовое развёртывание). Это позволяет показать, как смещается точка пересечения стратегий при переходе от лабораторной оценки к реальному использованию: при большом M доля затрат на обучение становится </w:t>
+      </w:r>
+      <w:proofErr w:type="spellStart"/>
+      <w:r>
+        <w:t>пренебрежимой</w:t>
+      </w:r>
+      <w:proofErr w:type="spellEnd"/>
+      <w:r>
+        <w:t>, и стратегии с дорогим обучением получают преимущество.</w:t>
+      </w:r>
+    </w:p>
+    <w:p>
+      <w:pPr>
+        <w:ind w:firstLine="709"/>
+        <w:jc w:val="both"/>
+      </w:pPr>
+      <w:r>
+        <w:rPr>
+          <w:b/>
+          <w:bCs/>
+        </w:rPr>
+        <w:t xml:space="preserve">Допущения. </w:t>
+      </w:r>
+      <w:r>
+        <w:t>Квадратичная по длине контекста стоимость механизма внимания [26] не учитывается отдельно.</w:t>
+      </w:r>
+      <w:r>
+        <w:t xml:space="preserve"> </w:t>
+      </w:r>
+      <w:r>
+        <w:t>Её вклад зависит от длины последовательности и растёт при длинных цепочках. Поскольку все стратегии оцениваются одним приближением, ранжирование на Парето-фронте сохраняется. Стоимость кэширования ключей и значений (KV-</w:t>
+      </w:r>
+      <w:proofErr w:type="spellStart"/>
+      <w:r>
+        <w:t>cache</w:t>
+      </w:r>
+      <w:proofErr w:type="spellEnd"/>
+      <w:r>
+        <w:t xml:space="preserve">) при </w:t>
+      </w:r>
+      <w:proofErr w:type="spellStart"/>
+      <w:r>
+        <w:t>авторегрессионной</w:t>
+      </w:r>
+      <w:proofErr w:type="spellEnd"/>
+      <w:r>
+        <w:t xml:space="preserve"> генерации не учитывается отдельно, поскольку кэширование сокращает вычисления, а не добавляет их. </w:t>
+      </w:r>
+      <w:r>
+        <w:t>Точные оценки вклада внимания будут вычислены по фактическим средним длинам генерации</w:t>
+      </w:r>
+      <w:r>
+        <w:t>.</w:t>
+      </w:r>
+    </w:p>
+    <w:p>
+      <w:pPr>
+        <w:ind w:firstLine="709"/>
+        <w:jc w:val="both"/>
+      </w:pPr>
+      <w:r>
+        <w:rPr>
+          <w:b/>
+          <w:bCs/>
+        </w:rPr>
+        <w:t xml:space="preserve">3.2 </w:t>
+      </w:r>
+      <w:r>
+        <w:rPr>
+          <w:b/>
+          <w:bCs/>
+        </w:rPr>
+        <w:t>К</w:t>
+      </w:r>
+      <w:r>
+        <w:rPr>
+          <w:b/>
+          <w:bCs/>
+        </w:rPr>
+        <w:t xml:space="preserve">онтролируемое дообучение </w:t>
+      </w:r>
+      <w:r>
+        <w:rPr>
+          <w:b/>
+          <w:bCs/>
+        </w:rPr>
+        <w:t>(SFT)</w:t>
+      </w:r>
+    </w:p>
+    <w:p>
+      <w:pPr>
+        <w:ind w:firstLine="709"/>
+        <w:jc w:val="both"/>
+      </w:pPr>
+      <w:r>
+        <w:t xml:space="preserve">Обучающая выборка состоит из пар: условие задачи </w:t>
+      </w:r>
       <w:r>
         <w:rPr>
           <w:i/>
           <w:iCs/>
-          <w:lang w:val="en-US"/>
-        </w:rPr>
-        <w:t>C</w:t>
-      </w:r>
-      <w:r>
-        <w:rPr>
-          <w:lang w:val="en-US"/>
-        </w:rPr>
-        <w:t>_GRPO_step</w:t>
-      </w:r>
-      <w:proofErr w:type="spellEnd"/>
-      <w:r>
-        <w:rPr>
-          <w:lang w:val="en-US"/>
-        </w:rPr>
-        <w:t xml:space="preserve"> = (2 + 2 + 6) × </w:t>
+        </w:rPr>
+        <w:t>x</w:t>
+      </w:r>
+      <w:r>
+        <w:t xml:space="preserve"> и пошаговое решение </w:t>
       </w:r>
       <w:r>
         <w:rPr>
           <w:i/>
           <w:iCs/>
-          <w:lang w:val="en-US"/>
-        </w:rPr>
-        <w:t>N</w:t>
-      </w:r>
-      <w:r>
-        <w:rPr>
-          <w:lang w:val="en-US"/>
-        </w:rPr>
-        <w:t xml:space="preserve"> × </w:t>
-      </w:r>
-      <w:proofErr w:type="spellStart"/>
+        </w:rPr>
+        <w:t>y</w:t>
+      </w:r>
+      <w:r>
+        <w:t xml:space="preserve">, сгенерированное моделью DeepSeek-R1. Модель </w:t>
+      </w:r>
+      <w:proofErr w:type="spellStart"/>
+      <w:r>
+        <w:t>дообучается</w:t>
+      </w:r>
+      <w:proofErr w:type="spellEnd"/>
+      <w:r>
+        <w:t xml:space="preserve"> минимизацией кросс-энтропийных потерь. </w:t>
+      </w:r>
+    </w:p>
+    <w:p>
+      <w:pPr>
+        <w:ind w:firstLine="709"/>
+        <w:jc w:val="both"/>
+      </w:pPr>
+      <w:r>
+        <w:t>Потери вычисляются по всем токенам последовательности (</w:t>
+      </w:r>
+      <w:proofErr w:type="spellStart"/>
+      <w:r>
+        <w:t>промпт</w:t>
+      </w:r>
+      <w:proofErr w:type="spellEnd"/>
+      <w:r>
+        <w:t xml:space="preserve"> и ответ). В литературе нет консенсуса относительно необходимости маскирования токенов </w:t>
+      </w:r>
+      <w:proofErr w:type="spellStart"/>
+      <w:r>
+        <w:t>промпта</w:t>
+      </w:r>
+      <w:proofErr w:type="spellEnd"/>
+      <w:r>
+        <w:t xml:space="preserve"> при контролируемом дообучении: одни реализации исключают </w:t>
+      </w:r>
+      <w:proofErr w:type="spellStart"/>
+      <w:r>
+        <w:t>промпт</w:t>
+      </w:r>
+      <w:proofErr w:type="spellEnd"/>
+      <w:r>
+        <w:t xml:space="preserve"> из функции потерь, другие обучают на полной последовательности. </w:t>
+      </w:r>
+      <w:proofErr w:type="spellStart"/>
+      <w:r>
+        <w:t>Shi</w:t>
+      </w:r>
+      <w:proofErr w:type="spellEnd"/>
+      <w:r>
+        <w:t xml:space="preserve"> </w:t>
+      </w:r>
+      <w:proofErr w:type="spellStart"/>
+      <w:r>
+        <w:t>et</w:t>
+      </w:r>
+      <w:proofErr w:type="spellEnd"/>
+      <w:r>
+        <w:t xml:space="preserve"> </w:t>
+      </w:r>
+      <w:proofErr w:type="spellStart"/>
+      <w:r>
+        <w:t>al</w:t>
+      </w:r>
+      <w:proofErr w:type="spellEnd"/>
+      <w:r>
+        <w:t>. [</w:t>
+      </w:r>
+      <w:r>
+        <w:t>30</w:t>
+      </w:r>
+      <w:r>
+        <w:t xml:space="preserve">] показали, что для данных с длинными ответами маскирование </w:t>
+      </w:r>
+      <w:proofErr w:type="spellStart"/>
+      <w:r>
+        <w:t>промпта</w:t>
+      </w:r>
+      <w:proofErr w:type="spellEnd"/>
+      <w:r>
+        <w:t xml:space="preserve"> не оказывает статистически значимого влияния на производительность модели и может быть опущено. В настоящей работе длина ответа составляет 500–4000 токенов, тогда как </w:t>
+      </w:r>
+      <w:proofErr w:type="spellStart"/>
+      <w:r>
+        <w:t>промпт</w:t>
+      </w:r>
+      <w:proofErr w:type="spellEnd"/>
+      <w:r>
+        <w:t xml:space="preserve"> фиксирован и содержит менее 20 токенов (менее 5 % последовательности). Конфигурация обучения одинакова для всех 36 прогонов, что обеспечивает корректность относительного сравнения стратегий на Парето-фронте.</w:t>
+      </w:r>
+    </w:p>
+    <w:p>
+      <w:pPr>
+        <w:ind w:firstLine="709"/>
+        <w:jc w:val="both"/>
+      </w:pPr>
+      <w:r>
+        <w:lastRenderedPageBreak/>
+        <w:t xml:space="preserve">Дообучение проводится с применением метода </w:t>
+      </w:r>
+      <w:proofErr w:type="spellStart"/>
+      <w:r>
+        <w:t>LoRA</w:t>
+      </w:r>
+      <w:proofErr w:type="spellEnd"/>
+      <w:r>
+        <w:t xml:space="preserve">: к весовым матрицам модели добавляются </w:t>
+      </w:r>
+      <w:proofErr w:type="spellStart"/>
+      <w:r>
+        <w:t>низкоранговые</w:t>
+      </w:r>
+      <w:proofErr w:type="spellEnd"/>
+      <w:r>
+        <w:t xml:space="preserve"> адаптеры. Обновляются только матрицы адаптеров, основные веса заморожены. Это позволяет </w:t>
+      </w:r>
+      <w:proofErr w:type="spellStart"/>
+      <w:r>
+        <w:t>дообучать</w:t>
+      </w:r>
+      <w:proofErr w:type="spellEnd"/>
+      <w:r>
+        <w:t xml:space="preserve"> модель на одном GPU с 80 ГБ видеопамяти.</w:t>
+      </w:r>
+    </w:p>
+    <w:p>
+      <w:pPr>
+        <w:ind w:firstLine="709"/>
+        <w:jc w:val="both"/>
+      </w:pPr>
+      <w:proofErr w:type="spellStart"/>
+      <w:r>
+        <w:t>Гиперпараметры</w:t>
+      </w:r>
+      <w:proofErr w:type="spellEnd"/>
+      <w:r>
+        <w:t xml:space="preserve"> дообучения:</w:t>
+      </w:r>
+    </w:p>
+    <w:p>
+      <w:pPr>
+        <w:ind w:firstLine="709"/>
+        <w:jc w:val="both"/>
+      </w:pPr>
+      <w:r>
+        <w:t xml:space="preserve">-  ранг </w:t>
+      </w:r>
+      <w:proofErr w:type="spellStart"/>
+      <w:r>
+        <w:t>LoRA</w:t>
+      </w:r>
+      <w:proofErr w:type="spellEnd"/>
+      <w:r>
+        <w:t xml:space="preserve">: </w:t>
+      </w:r>
       <w:r>
         <w:rPr>
           <w:i/>
           <w:iCs/>
-          <w:lang w:val="en-US"/>
-        </w:rPr>
-        <w:t>T</w:t>
-      </w:r>
-      <w:r>
-        <w:rPr>
-          <w:lang w:val="en-US"/>
-        </w:rPr>
-        <w:t>_gen</w:t>
-      </w:r>
-      <w:proofErr w:type="spellEnd"/>
-      <w:r>
-        <w:rPr>
-          <w:lang w:val="en-US"/>
-        </w:rPr>
-        <w:t xml:space="preserve"> × </w:t>
+        </w:rPr>
+        <w:t>r</w:t>
+      </w:r>
+      <w:r>
+        <w:t xml:space="preserve"> = 64;</w:t>
+      </w:r>
+    </w:p>
+    <w:p>
+      <w:pPr>
+        <w:ind w:firstLine="709"/>
+        <w:jc w:val="both"/>
+      </w:pPr>
+      <w:r>
+        <w:t xml:space="preserve">-  </w:t>
+      </w:r>
+      <w:proofErr w:type="spellStart"/>
+      <w:r>
+        <w:t>LoRA</w:t>
+      </w:r>
+      <w:proofErr w:type="spellEnd"/>
+      <w:r>
+        <w:t xml:space="preserve"> </w:t>
+      </w:r>
+      <w:proofErr w:type="spellStart"/>
+      <w:r>
+        <w:t>alpha</w:t>
+      </w:r>
+      <w:proofErr w:type="spellEnd"/>
+      <w:r>
+        <w:t>: 64</w:t>
+      </w:r>
+    </w:p>
+    <w:p>
+      <w:pPr>
+        <w:ind w:firstLine="709"/>
+        <w:jc w:val="both"/>
+      </w:pPr>
+      <w:r>
+        <w:t xml:space="preserve">- </w:t>
+      </w:r>
+      <w:r>
+        <w:t xml:space="preserve"> </w:t>
+      </w:r>
+      <w:r>
+        <w:t xml:space="preserve">целевые модули </w:t>
+      </w:r>
+      <w:proofErr w:type="spellStart"/>
+      <w:r>
+        <w:t>LoRA</w:t>
+      </w:r>
+      <w:proofErr w:type="spellEnd"/>
+      <w:r>
+        <w:t>: все линейные слои (</w:t>
+      </w:r>
+      <w:proofErr w:type="spellStart"/>
+      <w:r>
+        <w:t>all-linear</w:t>
+      </w:r>
+      <w:proofErr w:type="spellEnd"/>
+      <w:r>
+        <w:t>);</w:t>
+      </w:r>
+    </w:p>
+    <w:p>
+      <w:pPr>
+        <w:ind w:firstLine="709"/>
+        <w:jc w:val="both"/>
+      </w:pPr>
+      <w:r>
+        <w:t>-  скорость обучения: 2 × 10⁻⁴;</w:t>
+      </w:r>
+    </w:p>
+    <w:p>
+      <w:pPr>
+        <w:ind w:firstLine="709"/>
+        <w:jc w:val="both"/>
+      </w:pPr>
+      <w:r>
+        <w:t>-  число эпох: 3;</w:t>
+      </w:r>
+    </w:p>
+    <w:p>
+      <w:pPr>
+        <w:ind w:firstLine="709"/>
+        <w:jc w:val="both"/>
+      </w:pPr>
+      <w:r>
+        <w:t xml:space="preserve">-  </w:t>
+      </w:r>
+      <w:r>
+        <w:t>размер пакета: 2, накопление градиентов: 8 шагов (эффективный размер пакета: 16)</w:t>
+      </w:r>
+      <w:r>
+        <w:t>;</w:t>
+      </w:r>
+    </w:p>
+    <w:p>
+      <w:pPr>
+        <w:ind w:firstLine="709"/>
+        <w:jc w:val="both"/>
+      </w:pPr>
+      <w:r>
+        <w:t>-  максимальная длина последовательности: 8192 токена.</w:t>
+      </w:r>
+    </w:p>
+    <w:p>
+      <w:pPr>
+        <w:ind w:firstLine="709"/>
+        <w:jc w:val="both"/>
+      </w:pPr>
+      <w:proofErr w:type="spellStart"/>
+      <w:r>
+        <w:t>Гиперпараметры</w:t>
+      </w:r>
+      <w:proofErr w:type="spellEnd"/>
+      <w:r>
+        <w:t xml:space="preserve"> зафиксированы для всех 36 прогонов. Их подбор не входит в задачу работы: целью является сравнение стратегий при одинаковых условиях обучения, а не поиск оптимальной конфигурации </w:t>
+      </w:r>
+      <w:proofErr w:type="spellStart"/>
+      <w:r>
+        <w:t>LoRA</w:t>
+      </w:r>
+      <w:proofErr w:type="spellEnd"/>
+      <w:r>
+        <w:t>. Поскольку все прогоны используют одни и те же значения, различия в результатах объясняются только объёмом данных, длиной цепочек и начальным состоянием генератора.</w:t>
+      </w:r>
+    </w:p>
+    <w:p>
+      <w:pPr>
+        <w:ind w:firstLine="709"/>
+        <w:jc w:val="both"/>
+      </w:pPr>
+      <w:r>
+        <w:t xml:space="preserve">Значение 8192 задаёт верхнюю границу длины последовательности. Фактическая длина зависит от конкретного примера: для группы с порогом 2048 токенов решения в среднем значительно короче, чем для группы 8192. Последовательности в пакете выравниваются по длине самой длинной в пакете, а не по максимуму 8192, поэтому модели, обученные на коротких цепочках, обрабатывают меньше токенов и стоят дешевле в </w:t>
+      </w:r>
+      <w:proofErr w:type="spellStart"/>
+      <w:r>
+        <w:t>FLOPs</w:t>
+      </w:r>
+      <w:proofErr w:type="spellEnd"/>
+      <w:r>
+        <w:t>.</w:t>
+      </w:r>
+    </w:p>
+    <w:p>
+      <w:pPr>
+        <w:ind w:firstLine="709"/>
+        <w:jc w:val="both"/>
+      </w:pPr>
+    </w:p>
+    <w:p>
+      <w:pPr>
+        <w:ind w:firstLine="709"/>
+        <w:jc w:val="both"/>
+      </w:pPr>
+      <w:r>
+        <w:t xml:space="preserve">Полный эксперимент включает 36 прогонов: 4 объёма данных (500, 1000, 2000, 5000) × 3 максимальные длины цепочек (2048, 4096, 8192) × 3 начальных состояния генератора случайных чисел. Три начальных состояния </w:t>
+      </w:r>
+      <w:r>
+        <w:lastRenderedPageBreak/>
+        <w:t xml:space="preserve">позволяют оценить, насколько результат зависит от стохастичности обучения (инициализация </w:t>
+      </w:r>
+      <w:proofErr w:type="spellStart"/>
+      <w:r>
+        <w:t>LoRA</w:t>
+      </w:r>
+      <w:proofErr w:type="spellEnd"/>
+      <w:r>
+        <w:t xml:space="preserve">-адаптеров, порядок данных). </w:t>
+      </w:r>
+    </w:p>
+    <w:p>
+      <w:pPr>
+        <w:ind w:firstLine="709"/>
+        <w:jc w:val="both"/>
+      </w:pPr>
+      <w:r>
+        <w:t xml:space="preserve">Три значения </w:t>
+      </w:r>
+      <w:r>
+        <w:t>это</w:t>
+      </w:r>
+      <w:r>
+        <w:t xml:space="preserve"> компромисс между вычислительным бюджетом и статистической надёжностью: 36 прогонов уже близки к границе доступных ресурсов. </w:t>
+      </w:r>
+      <w:r>
+        <w:t>Если разброс между прогонами с разными начальными состояниями сопоставим с разницей между стратегиями, различие между стратегиями нельзя считать надёжным.</w:t>
+      </w:r>
+    </w:p>
+    <w:p>
+      <w:pPr>
+        <w:ind w:firstLine="709"/>
+        <w:jc w:val="both"/>
+      </w:pPr>
+      <w:r>
+        <w:t xml:space="preserve">Каждый прогон сохраняется как </w:t>
+      </w:r>
+      <w:proofErr w:type="spellStart"/>
+      <w:r>
+        <w:t>LoRA</w:t>
+      </w:r>
+      <w:proofErr w:type="spellEnd"/>
+      <w:r>
+        <w:t xml:space="preserve">-адаптер. По завершении каждая модель оценивается на обоих контрольных наборах (GSM8K </w:t>
+      </w:r>
+      <w:proofErr w:type="spellStart"/>
+      <w:r>
+        <w:t>test</w:t>
+      </w:r>
+      <w:proofErr w:type="spellEnd"/>
+      <w:r>
+        <w:t xml:space="preserve"> и MATH-500).</w:t>
+      </w:r>
+      <w:r>
+        <w:t xml:space="preserve"> </w:t>
+      </w:r>
+      <w:r>
+        <w:t xml:space="preserve">Эта оценка используется для построения Парето-фронта, но не для выбора модели на следующий этап: </w:t>
+      </w:r>
+      <w:r>
+        <w:t xml:space="preserve">модель для GRPO выбирается по значению функции потерь на </w:t>
+      </w:r>
+      <w:proofErr w:type="spellStart"/>
+      <w:r>
+        <w:t>валидационной</w:t>
+      </w:r>
+      <w:proofErr w:type="spellEnd"/>
+      <w:r>
+        <w:t xml:space="preserve"> выборке (раздел 3.3)</w:t>
+      </w:r>
+      <w:r>
+        <w:t xml:space="preserve">, </w:t>
+      </w:r>
+      <w:r>
+        <w:t xml:space="preserve">чтобы сохранить GSM8K </w:t>
+      </w:r>
+      <w:proofErr w:type="spellStart"/>
+      <w:r>
+        <w:t>test</w:t>
+      </w:r>
+      <w:proofErr w:type="spellEnd"/>
+      <w:r>
+        <w:t xml:space="preserve"> как независимый набор для финальной оценки.</w:t>
+      </w:r>
+    </w:p>
+    <w:p>
+      <w:pPr>
+        <w:spacing w:before="200" w:after="120"/>
+        <w:ind w:firstLine="709"/>
+      </w:pPr>
+      <w:r>
+        <w:rPr>
+          <w:b/>
+          <w:bCs/>
+        </w:rPr>
+        <w:t>3.3 Групповая относительная оптимизация политики (GRPO)</w:t>
+      </w:r>
+    </w:p>
+    <w:p>
+      <w:pPr>
+        <w:ind w:firstLine="709"/>
+        <w:jc w:val="both"/>
+      </w:pPr>
+      <w:r>
+        <w:t>GRPO применяется к лучшим SFT-моделям для дополнительного дообучения методом обучения с подкреплением.</w:t>
+      </w:r>
+      <w:r>
+        <w:t xml:space="preserve"> </w:t>
+      </w:r>
+      <w:r>
+        <w:t xml:space="preserve">Перед применением GRPO адаптер SFT объединяется с базовыми весами модели. Операция арифметически точна: </w:t>
+      </w:r>
+      <w:proofErr w:type="spellStart"/>
+      <w:r>
+        <w:t>W_new</w:t>
+      </w:r>
+      <w:proofErr w:type="spellEnd"/>
+      <w:r>
+        <w:t xml:space="preserve"> = W₀ + ΔW [19]. Это необходимо, поскольку </w:t>
+      </w:r>
+      <w:proofErr w:type="spellStart"/>
+      <w:r>
+        <w:t>LoRA</w:t>
+      </w:r>
+      <w:proofErr w:type="spellEnd"/>
+      <w:r>
+        <w:t>-адаптер GRPO применяется поверх полной модели, а не поверх другого адаптера.</w:t>
+      </w:r>
+    </w:p>
+    <w:p>
+      <w:pPr>
+        <w:ind w:firstLine="709"/>
+        <w:jc w:val="both"/>
+      </w:pPr>
+      <w:r>
+        <w:t xml:space="preserve">Для каждого </w:t>
+      </w:r>
+      <w:proofErr w:type="spellStart"/>
+      <w:r>
+        <w:t>промпта</w:t>
+      </w:r>
+      <w:proofErr w:type="spellEnd"/>
+      <w:r>
+        <w:t xml:space="preserve"> модель генерирует группу из </w:t>
       </w:r>
       <w:r>
         <w:rPr>
           <w:i/>
           <w:iCs/>
-          <w:lang w:val="en-US"/>
         </w:rPr>
         <w:t>G</w:t>
       </w:r>
       <w:r>
-        <w:rPr>
-          <w:lang w:val="en-US"/>
-        </w:rPr>
-        <w:t xml:space="preserve"> × |</w:t>
+        <w:t xml:space="preserve"> решений. Каждое решение получает бинарную оценку: 1 при верном финальном ответе, 0 при неверном. Оценки нормализуются внутри группы: из каждой вычитается среднее и результат делится на стандартное отклонение. Параметры обновляются так, чтобы увеличить вероятность решений с положительным вознаграждением и уменьшить с отрицательным. Одновременно штрафуется отклонение от исходной модели через KL-дивергенцию с коэффициентом </w:t>
       </w:r>
       <w:r>
         <w:rPr>
           <w:i/>
           <w:iCs/>
-          <w:lang w:val="en-US"/>
-        </w:rPr>
-        <w:t>B</w:t>
-      </w:r>
-      <w:r>
-        <w:rPr>
-          <w:lang w:val="en-US"/>
-        </w:rPr>
-        <w:t>|</w:t>
-      </w:r>
-    </w:p>
-    <w:p>
-      <w:pPr>
-        <w:ind w:firstLine="709"/>
-        <w:jc w:val="both"/>
-      </w:pPr>
-      <w:r>
-        <w:t xml:space="preserve">где G </w:t>
-      </w:r>
-      <w:proofErr w:type="gramStart"/>
+        </w:rPr>
+        <w:t>β</w:t>
+      </w:r>
+      <w:r>
+        <w:t>.</w:t>
+      </w:r>
+    </w:p>
+    <w:p>
+      <w:pPr>
+        <w:ind w:firstLine="709"/>
+        <w:jc w:val="both"/>
+      </w:pPr>
+      <w:r>
+        <w:t>GRPO применяется по следующей схеме:</w:t>
+      </w:r>
+    </w:p>
+    <w:p>
+      <w:pPr>
+        <w:ind w:left="707" w:firstLine="709"/>
+        <w:jc w:val="both"/>
+      </w:pPr>
       <w:r>
         <w:t xml:space="preserve">- </w:t>
       </w:r>
       <w:r>
-        <w:t xml:space="preserve"> число</w:t>
-      </w:r>
-      <w:proofErr w:type="gramEnd"/>
-      <w:r>
-        <w:t xml:space="preserve"> генераций на </w:t>
-      </w:r>
-      <w:proofErr w:type="spellStart"/>
-      <w:r>
-        <w:t>промпт</w:t>
-      </w:r>
-      <w:proofErr w:type="spellEnd"/>
-      <w:r>
-        <w:t xml:space="preserve">, |B| </w:t>
-      </w:r>
-      <w:r>
+        <w:t xml:space="preserve">полный запуск (2000 шагов) для SFT-500 и SFT-5000; </w:t>
+      </w:r>
+    </w:p>
+    <w:p>
+      <w:pPr>
+        <w:ind w:left="707" w:firstLine="709"/>
+        <w:jc w:val="both"/>
+      </w:pPr>
+      <w:r>
+        <w:lastRenderedPageBreak/>
         <w:t xml:space="preserve">- </w:t>
       </w:r>
       <w:r>
-        <w:t xml:space="preserve"> размер пакета. Множитель 10 = 2 (генерация) + 2 (</w:t>
-      </w:r>
-      <w:proofErr w:type="spellStart"/>
-      <w:r>
-        <w:t>reference</w:t>
-      </w:r>
-      <w:proofErr w:type="spellEnd"/>
-      <w:r>
-        <w:t xml:space="preserve"> </w:t>
-      </w:r>
-      <w:proofErr w:type="spellStart"/>
-      <w:r>
-        <w:t>model</w:t>
-      </w:r>
-      <w:proofErr w:type="spellEnd"/>
-      <w:r>
-        <w:t>) + 6 (обновление). Формула даёт верхнюю оценку стоимости одного шага; как и в случае с SFT, одно и то же приближение применяется ко всем прогонам GRPO.</w:t>
-      </w:r>
-    </w:p>
-    <w:p>
-      <w:pPr>
-        <w:ind w:firstLine="709"/>
-        <w:jc w:val="both"/>
+        <w:t xml:space="preserve">укороченный запуск (500 шагов) для SFT-1000 и SFT-2000. </w:t>
+      </w:r>
+    </w:p>
+    <w:p>
+      <w:pPr>
+        <w:ind w:firstLine="709"/>
+        <w:jc w:val="both"/>
+      </w:pPr>
+      <w:r>
+        <w:t>Число шагов выбрано с учётом вычислительного бюджета. Полный запуск позволяет наблюдать сходимость или насыщение. Укороченный запуск для промежуточных объёмов экономит ресурсы</w:t>
+      </w:r>
+      <w:r>
+        <w:t xml:space="preserve">. Если </w:t>
+      </w:r>
+      <w:r>
+        <w:t>500 шагов окажется недостаточно, это будет видно по динамике контрольных точек</w:t>
+      </w:r>
+      <w:r>
+        <w:t>.</w:t>
+      </w:r>
+    </w:p>
+    <w:p>
+      <w:pPr>
+        <w:ind w:firstLine="709"/>
+        <w:jc w:val="both"/>
+      </w:pPr>
+      <w:r>
+        <w:t xml:space="preserve">Выбор лучшей SFT-модели для каждого объёма данных производится по значению функции потерь на </w:t>
+      </w:r>
+      <w:proofErr w:type="spellStart"/>
+      <w:r>
+        <w:t>валидационной</w:t>
+      </w:r>
+      <w:proofErr w:type="spellEnd"/>
+      <w:r>
+        <w:t xml:space="preserve"> выборке (</w:t>
+      </w:r>
+      <w:proofErr w:type="spellStart"/>
+      <w:r>
+        <w:t>validation</w:t>
+      </w:r>
+      <w:proofErr w:type="spellEnd"/>
+      <w:r>
+        <w:t xml:space="preserve"> </w:t>
+      </w:r>
+      <w:proofErr w:type="spellStart"/>
+      <w:r>
+        <w:t>loss</w:t>
+      </w:r>
+      <w:proofErr w:type="spellEnd"/>
+      <w:r>
+        <w:t xml:space="preserve">). </w:t>
+      </w:r>
+      <w:proofErr w:type="spellStart"/>
+      <w:r>
+        <w:t>Валидационная</w:t>
+      </w:r>
+      <w:proofErr w:type="spellEnd"/>
+      <w:r>
+        <w:t xml:space="preserve"> выборка формируется как фиксированный набор задач из общего пула датасета, не входящий ни в одну обучающую </w:t>
+      </w:r>
+      <w:proofErr w:type="spellStart"/>
+      <w:r>
+        <w:t>подвыборку</w:t>
+      </w:r>
+      <w:proofErr w:type="spellEnd"/>
+      <w:r>
+        <w:t xml:space="preserve"> и не пересекающийся с тестовыми наборами GSM8K и MATH-500. Это позволяет сохранить обучающие выборки полного размера и обеспечить одинаковые условия сравнения для всех моделей. GSM8K </w:t>
+      </w:r>
+      <w:proofErr w:type="spellStart"/>
+      <w:r>
+        <w:t>test</w:t>
+      </w:r>
+      <w:proofErr w:type="spellEnd"/>
+      <w:r>
+        <w:t xml:space="preserve"> остаётся полностью независимым набором для финальной оценки.</w:t>
+      </w:r>
+      <w:r>
+        <w:t xml:space="preserve"> Контрольные точки сохраняются каждые 50 шагов. </w:t>
+      </w:r>
+      <w:r>
+        <w:t xml:space="preserve">Каждая контрольная точка становится отдельной точкой на Парето-фронте, что позволяет видеть динамику: на каком шаге GRPO перестаёт окупать себя. Сходимость GRPO на малых объёмах данных (500 примеров) не гарантирована: при ограниченном числе задач группы генераций могут оказаться однородными, что ослабляет обучающий сигнал. Если GRPO не даёт прироста точности, это фиксируется как результат </w:t>
+      </w:r>
+      <w:r>
+        <w:t xml:space="preserve">и </w:t>
+      </w:r>
+      <w:r>
+        <w:t xml:space="preserve">точка на Парето-фронте показывает, что дополнительные </w:t>
+      </w:r>
+      <w:proofErr w:type="spellStart"/>
+      <w:r>
+        <w:t>FLOPs</w:t>
+      </w:r>
+      <w:proofErr w:type="spellEnd"/>
+      <w:r>
+        <w:t xml:space="preserve"> на обучение с подкреплением не окупились.</w:t>
+      </w:r>
+    </w:p>
+    <w:p>
+      <w:pPr>
+        <w:pageBreakBefore/>
+        <w:spacing w:before="240" w:after="120"/>
+        <w:ind w:firstLine="709"/>
       </w:pPr>
       <w:r>
         <w:rPr>
           <w:b/>
           <w:bCs/>
         </w:rPr>
-        <w:t xml:space="preserve">Амортизация затрат на обучение. </w:t>
-      </w:r>
-      <w:r>
-        <w:t xml:space="preserve">Обучение выполняется один раз, </w:t>
-      </w:r>
-      <w:proofErr w:type="spellStart"/>
-      <w:r>
-        <w:t>инференс</w:t>
-      </w:r>
-      <w:proofErr w:type="spellEnd"/>
-      <w:r>
-        <w:t xml:space="preserve"> — на каждую задачу. Чтобы сравнить стратегии, в которых есть и то, и другое, </w:t>
-      </w:r>
-      <w:r>
-        <w:t xml:space="preserve">затраты на обучение делятся на число задач M. Так всё сводится к одной цифре </w:t>
-      </w:r>
-      <w:r>
-        <w:t xml:space="preserve">- </w:t>
-      </w:r>
-      <w:r>
-        <w:t xml:space="preserve">стоимость на задачу: </w:t>
-      </w:r>
-    </w:p>
-    <w:p>
-      <w:pPr>
-        <w:ind w:firstLine="709"/>
-        <w:jc w:val="both"/>
-        <w:rPr>
-          <w:lang w:val="en-US"/>
-        </w:rPr>
-      </w:pPr>
-      <w:proofErr w:type="spellStart"/>
-      <w:r>
-        <w:rPr>
-          <w:lang w:val="en-US"/>
-        </w:rPr>
-        <w:t>C_total</w:t>
-      </w:r>
-      <w:proofErr w:type="spellEnd"/>
-      <w:r>
-        <w:rPr>
-          <w:lang w:val="en-US"/>
-        </w:rPr>
-        <w:t xml:space="preserve"> = </w:t>
-      </w:r>
-      <w:proofErr w:type="spellStart"/>
-      <w:r>
-        <w:rPr>
-          <w:lang w:val="en-US"/>
-        </w:rPr>
-        <w:t>C_train</w:t>
-      </w:r>
-      <w:proofErr w:type="spellEnd"/>
-      <w:r>
-        <w:rPr>
-          <w:lang w:val="en-US"/>
-        </w:rPr>
-        <w:t xml:space="preserve"> / M + </w:t>
-      </w:r>
-      <w:proofErr w:type="spellStart"/>
-      <w:r>
-        <w:rPr>
-          <w:lang w:val="en-US"/>
-        </w:rPr>
-        <w:t>C_infer</w:t>
-      </w:r>
-      <w:proofErr w:type="spellEnd"/>
-      <w:r>
-        <w:rPr>
-          <w:lang w:val="en-US"/>
-        </w:rPr>
-        <w:t xml:space="preserve"> + C_PRM </w:t>
-      </w:r>
-    </w:p>
-    <w:p>
-      <w:pPr>
-        <w:ind w:firstLine="709"/>
-        <w:jc w:val="both"/>
-      </w:pPr>
-      <w:r>
-        <w:t xml:space="preserve">Такой подход следует методологии </w:t>
-      </w:r>
-      <w:proofErr w:type="spellStart"/>
-      <w:r>
-        <w:t>Wu</w:t>
-      </w:r>
-      <w:proofErr w:type="spellEnd"/>
-      <w:r>
-        <w:t xml:space="preserve"> </w:t>
-      </w:r>
-      <w:proofErr w:type="spellStart"/>
-      <w:r>
-        <w:t>et</w:t>
-      </w:r>
-      <w:proofErr w:type="spellEnd"/>
-      <w:r>
-        <w:t xml:space="preserve"> </w:t>
-      </w:r>
-      <w:proofErr w:type="spellStart"/>
-      <w:r>
-        <w:t>al</w:t>
-      </w:r>
-      <w:proofErr w:type="spellEnd"/>
-      <w:r>
-        <w:t xml:space="preserve">. [3]. Генерации, выполняемые в процессе GRPO, входят в </w:t>
-      </w:r>
-      <w:proofErr w:type="spellStart"/>
-      <w:r>
-        <w:t>C_train</w:t>
-      </w:r>
-      <w:proofErr w:type="spellEnd"/>
-      <w:r>
-        <w:t xml:space="preserve"> и не повторяются при развёртывании.</w:t>
-      </w:r>
-      <w:r>
-        <w:t xml:space="preserve"> </w:t>
-      </w:r>
-      <w:r>
-        <w:t>В данной работе M равно числу задач</w:t>
-      </w:r>
-      <w:r>
-        <w:t xml:space="preserve"> </w:t>
-      </w:r>
-      <w:r>
-        <w:t>в тестовом наборе</w:t>
-      </w:r>
-      <w:r>
-        <w:t>, что обеспечивает корректное сравнение стратегий между собой. В реальном сценарии развёртывания M может быть существенно больше. Чем больше задач решает модель, тем меньше доля затрат на обучение в расчёте на одну задачу, и тем дальше сдвигается точка пересечения стратегий в пользу более дорогого обучения.</w:t>
-      </w:r>
-    </w:p>
-    <w:p>
-      <w:pPr>
-        <w:ind w:firstLine="709"/>
-        <w:jc w:val="both"/>
-      </w:pPr>
-      <w:r>
-        <w:t>Для оценки практической значимости результатов Парето-фронт строится при трёх режимах амортизации: M = |</w:t>
-      </w:r>
-      <w:proofErr w:type="spellStart"/>
-      <w:r>
-        <w:t>D_test</w:t>
-      </w:r>
-      <w:proofErr w:type="spellEnd"/>
-      <w:r>
-        <w:t xml:space="preserve">| (условия эксперимента, порядка 10³ задач), M = 10⁴ (малое развёртывание) и M = 10⁵ (массовое развёртывание). Это позволяет показать, как смещается точка пересечения стратегий при переходе от лабораторной оценки к реальному использованию: </w:t>
-      </w:r>
-      <w:r>
         <w:lastRenderedPageBreak/>
-        <w:t xml:space="preserve">при большом M доля затрат на обучение становится </w:t>
-      </w:r>
-      <w:proofErr w:type="spellStart"/>
-      <w:r>
-        <w:t>пренебрежимой</w:t>
-      </w:r>
-      <w:proofErr w:type="spellEnd"/>
-      <w:r>
-        <w:t>, и стратегии с дорогим обучением получают преимущество.</w:t>
-      </w:r>
-    </w:p>
-    <w:p>
-      <w:pPr>
-        <w:ind w:firstLine="709"/>
-        <w:jc w:val="both"/>
+        <w:t>4 РЕАЛИЗАЦИЯ</w:t>
+      </w:r>
+    </w:p>
+    <w:p>
+      <w:pPr>
+        <w:spacing w:before="200" w:after="120"/>
+        <w:ind w:firstLine="709"/>
       </w:pPr>
       <w:r>
         <w:rPr>
           <w:b/>
           <w:bCs/>
         </w:rPr>
-        <w:t xml:space="preserve">Допущения. </w:t>
-      </w:r>
-      <w:r>
-        <w:t>Квадратичная по длине контекста стоимость механизма внимания [26] не учитывается отдельно.</w:t>
-      </w:r>
-      <w:r>
-        <w:t xml:space="preserve"> </w:t>
-      </w:r>
-      <w:r>
-        <w:t>Её вклад зависит от длины последовательности и растёт при длинных цепочках. Поскольку все стратегии оцениваются одним приближением, ранжирование на Парето-фронте сохраняется. Стоимость кэширования ключей и значений (KV-</w:t>
-      </w:r>
-      <w:proofErr w:type="spellStart"/>
-      <w:r>
-        <w:t>cache</w:t>
-      </w:r>
-      <w:proofErr w:type="spellEnd"/>
-      <w:r>
-        <w:t xml:space="preserve">) при </w:t>
-      </w:r>
-      <w:proofErr w:type="spellStart"/>
-      <w:r>
-        <w:t>авторегрессионной</w:t>
-      </w:r>
-      <w:proofErr w:type="spellEnd"/>
-      <w:r>
-        <w:t xml:space="preserve"> генерации не учитывается отдельно, поскольку кэширование сокращает вычисления, а не добавляет их. </w:t>
-      </w:r>
-      <w:r>
-        <w:t>Точные оценки вклада внимания будут вычислены по фактическим средним длинам генерации</w:t>
-      </w:r>
-      <w:r>
-        <w:t>.</w:t>
-      </w:r>
-    </w:p>
-    <w:p>
-      <w:pPr>
-        <w:ind w:firstLine="709"/>
-        <w:jc w:val="both"/>
-      </w:pPr>
+        <w:t xml:space="preserve">4.1 Архитектура </w:t>
+      </w:r>
+      <w:proofErr w:type="spellStart"/>
       <w:r>
         <w:rPr>
           <w:b/>
           <w:bCs/>
         </w:rPr>
-        <w:t xml:space="preserve">3.2 </w:t>
-      </w:r>
+        <w:t>пайплайна</w:t>
+      </w:r>
+      <w:proofErr w:type="spellEnd"/>
+    </w:p>
+    <w:p>
+      <w:pPr>
+        <w:ind w:firstLine="709"/>
+        <w:jc w:val="both"/>
+      </w:pPr>
+      <w:proofErr w:type="spellStart"/>
+      <w:r>
+        <w:t>Пайплайн</w:t>
+      </w:r>
+      <w:proofErr w:type="spellEnd"/>
+      <w:r>
+        <w:t xml:space="preserve"> организован как Python-пакет </w:t>
+      </w:r>
+      <w:proofErr w:type="spellStart"/>
+      <w:r>
+        <w:t>rscaling</w:t>
+      </w:r>
+      <w:proofErr w:type="spellEnd"/>
+      <w:r>
+        <w:t xml:space="preserve"> с трёхслойной архитектурой. Разделение на слои обеспечивает независимость компонентов: изменения в модуле SFT не затрагивают модули </w:t>
+      </w:r>
+      <w:proofErr w:type="spellStart"/>
+      <w:r>
+        <w:t>инференса</w:t>
+      </w:r>
+      <w:proofErr w:type="spellEnd"/>
+      <w:r>
+        <w:t xml:space="preserve"> или оценки. Модули внутри одного слоя не зависят друг от друга; все связи между слоями явно видны только в ноутбуках.</w:t>
+      </w:r>
+    </w:p>
+    <w:p>
+      <w:pPr>
+        <w:ind w:firstLine="709"/>
+        <w:jc w:val="both"/>
+      </w:pPr>
+      <w:r>
+        <w:t xml:space="preserve">Слой 0 </w:t>
+      </w:r>
+      <w:r>
+        <w:t xml:space="preserve">- </w:t>
+      </w:r>
+      <w:r>
+        <w:t xml:space="preserve"> утилиты без зависимостей от остальных модулей: </w:t>
+      </w:r>
+      <w:proofErr w:type="spellStart"/>
+      <w:r>
+        <w:t>parsing</w:t>
+      </w:r>
+      <w:proofErr w:type="spellEnd"/>
+      <w:r>
+        <w:t xml:space="preserve"> (извлечение ответов из текста) и </w:t>
+      </w:r>
+      <w:proofErr w:type="spellStart"/>
+      <w:r>
+        <w:t>flops</w:t>
+      </w:r>
+      <w:proofErr w:type="spellEnd"/>
+      <w:r>
+        <w:t xml:space="preserve"> (расчёт вычислительных затрат).</w:t>
+      </w:r>
+    </w:p>
+    <w:p>
+      <w:pPr>
+        <w:ind w:firstLine="709"/>
+        <w:jc w:val="both"/>
+      </w:pPr>
+      <w:r>
+        <w:t xml:space="preserve">Слой 1 </w:t>
+      </w:r>
+      <w:r>
+        <w:t xml:space="preserve">- </w:t>
+      </w:r>
+      <w:r>
+        <w:t xml:space="preserve"> управление экспериментами: </w:t>
+      </w:r>
+      <w:proofErr w:type="spellStart"/>
+      <w:r>
+        <w:t>runner</w:t>
+      </w:r>
+      <w:proofErr w:type="spellEnd"/>
+      <w:r>
+        <w:t xml:space="preserve"> (отслеживание статуса прогонов, возобновление после сбоев).</w:t>
+      </w:r>
+    </w:p>
+    <w:p>
+      <w:pPr>
+        <w:ind w:firstLine="709"/>
+        <w:jc w:val="both"/>
+        <w:rPr>
+          <w:lang w:val="en-US"/>
+        </w:rPr>
+      </w:pPr>
+      <w:r>
+        <w:t>Слой</w:t>
+      </w:r>
+      <w:r>
+        <w:rPr>
+          <w:lang w:val="en-US"/>
+        </w:rPr>
+        <w:t xml:space="preserve"> 2 </w:t>
+      </w:r>
+      <w:r>
+        <w:rPr>
+          <w:lang w:val="en-US"/>
+        </w:rPr>
+        <w:t xml:space="preserve">- </w:t>
+      </w:r>
+      <w:r>
+        <w:rPr>
+          <w:lang w:val="en-US"/>
+        </w:rPr>
+        <w:t xml:space="preserve"> </w:t>
+      </w:r>
+      <w:r>
+        <w:t>изолированные</w:t>
+      </w:r>
+      <w:r>
+        <w:rPr>
+          <w:lang w:val="en-US"/>
+        </w:rPr>
+        <w:t xml:space="preserve"> </w:t>
+      </w:r>
+      <w:r>
+        <w:t>действия</w:t>
+      </w:r>
+      <w:r>
+        <w:rPr>
+          <w:lang w:val="en-US"/>
+        </w:rPr>
+        <w:t xml:space="preserve">: </w:t>
+      </w:r>
+      <w:proofErr w:type="spellStart"/>
+      <w:r>
+        <w:rPr>
+          <w:lang w:val="en-US"/>
+        </w:rPr>
+        <w:t>sft</w:t>
+      </w:r>
+      <w:proofErr w:type="spellEnd"/>
+      <w:r>
+        <w:rPr>
+          <w:lang w:val="en-US"/>
+        </w:rPr>
+        <w:t xml:space="preserve">, </w:t>
+      </w:r>
+      <w:proofErr w:type="spellStart"/>
+      <w:r>
+        <w:rPr>
+          <w:lang w:val="en-US"/>
+        </w:rPr>
+        <w:t>grpo</w:t>
+      </w:r>
+      <w:proofErr w:type="spellEnd"/>
+      <w:r>
+        <w:rPr>
+          <w:lang w:val="en-US"/>
+        </w:rPr>
+        <w:t>, inference, evaluate, analysis.</w:t>
+      </w:r>
+    </w:p>
+    <w:p>
+      <w:pPr>
+        <w:ind w:firstLine="709"/>
+        <w:jc w:val="both"/>
+      </w:pPr>
+      <w:r>
+        <w:t xml:space="preserve">Точки входа — шесть ноутбуков: 00_setup (окружение, модели, тесты), 01_data_prep (подготовка данных и </w:t>
+      </w:r>
+      <w:proofErr w:type="spellStart"/>
+      <w:r>
+        <w:t>б</w:t>
+      </w:r>
+      <w:r>
+        <w:t>а</w:t>
+      </w:r>
+      <w:r>
+        <w:t>злайн</w:t>
+      </w:r>
+      <w:proofErr w:type="spellEnd"/>
+      <w:r>
+        <w:t xml:space="preserve">), 02_sft (36 прогонов дообучения), </w:t>
+      </w:r>
+      <w:r>
+        <w:t>03_grpo (выбор лучших моделей, слияние SFT-адаптера с базовыми весами и GRPO)</w:t>
+      </w:r>
+      <w:r>
+        <w:t xml:space="preserve">, </w:t>
+      </w:r>
+      <w:r>
+        <w:t>04_inference (генерация и стратегии агрегации), 05_analysis (Парето-фронт и графики).</w:t>
+      </w:r>
+    </w:p>
+    <w:p>
+      <w:pPr>
+        <w:ind w:firstLine="709"/>
+        <w:jc w:val="both"/>
+      </w:pPr>
+      <w:r>
+        <w:t xml:space="preserve">На этапе </w:t>
+      </w:r>
+      <w:proofErr w:type="spellStart"/>
+      <w:r>
+        <w:t>инференса</w:t>
+      </w:r>
+      <w:proofErr w:type="spellEnd"/>
+      <w:r>
+        <w:t xml:space="preserve"> генерации кэшируются: для каждой модели и каждой тестовой задачи n решений генерируются один раз и сохраняются. Все три стратегии агрегации применяются к одному и тому же набору генераций. </w:t>
+      </w:r>
+      <w:r>
+        <w:t>При неизменной конфигурации генерации различия между стратегиями объясняются только методом агрегации.</w:t>
+      </w:r>
+    </w:p>
+    <w:p>
+      <w:pPr>
+        <w:ind w:firstLine="709"/>
+        <w:jc w:val="both"/>
+      </w:pPr>
+      <w:r>
+        <w:t>Ноутбуки запускаются последовательно, с ручным контролем между этапами. Статус каждого прогона (завершён, выполняется, ошибка) отслеживается автоматически и сохраняется в JSON, что позволяет возобновить работу после сбоя.</w:t>
+      </w:r>
+    </w:p>
+    <w:p>
+      <w:pPr>
+        <w:ind w:firstLine="709"/>
+        <w:jc w:val="both"/>
+      </w:pPr>
+      <w:r>
+        <w:t xml:space="preserve">Конфигурации хранятся в YAML-файлах, результаты — в JSON. </w:t>
+      </w:r>
+      <w:r>
+        <w:t xml:space="preserve">Модуль </w:t>
+      </w:r>
+      <w:proofErr w:type="spellStart"/>
+      <w:r>
+        <w:t>parsing</w:t>
+      </w:r>
+      <w:proofErr w:type="spellEnd"/>
+      <w:r>
+        <w:t xml:space="preserve"> покрывается набором тестов на краевые случаи (отрицательные числа, дроби, отсутствие маркера ответа, вложенные скобки в </w:t>
+      </w:r>
+      <w:proofErr w:type="spellStart"/>
+      <w:r>
+        <w:lastRenderedPageBreak/>
+        <w:t>LaTeX</w:t>
+      </w:r>
+      <w:proofErr w:type="spellEnd"/>
+      <w:r>
+        <w:t xml:space="preserve"> и др.) перед запуском экспериментов. </w:t>
+      </w:r>
+      <w:r>
+        <w:t xml:space="preserve">Код, конфигурации и результаты размещены в открытом репозитории на </w:t>
+      </w:r>
+      <w:proofErr w:type="spellStart"/>
+      <w:r>
+        <w:t>GitHub</w:t>
+      </w:r>
+      <w:proofErr w:type="spellEnd"/>
+      <w:r>
+        <w:t>.</w:t>
+      </w:r>
+    </w:p>
+    <w:p>
+      <w:pPr>
+        <w:spacing w:before="200" w:after="120"/>
+        <w:ind w:firstLine="709"/>
+      </w:pPr>
       <w:r>
         <w:rPr>
           <w:b/>
           <w:bCs/>
         </w:rPr>
-        <w:t>К</w:t>
-      </w:r>
+        <w:t>4.2 Данные</w:t>
+      </w:r>
+    </w:p>
+    <w:p>
+      <w:pPr>
+        <w:ind w:firstLine="709"/>
+        <w:jc w:val="both"/>
+      </w:pPr>
       <w:r>
         <w:rPr>
           <w:b/>
           <w:bCs/>
         </w:rPr>
-        <w:t xml:space="preserve">онтролируемое дообучение </w:t>
-      </w:r>
+        <w:t>OpenR1-Math-220k</w:t>
+      </w:r>
+      <w:r>
+        <w:t xml:space="preserve"> </w:t>
+      </w:r>
+      <w:r>
+        <w:t>это</w:t>
+      </w:r>
+      <w:r>
+        <w:t xml:space="preserve"> обучающий датасет, опубликованный сообществом Open-R1 на платформе </w:t>
+      </w:r>
+      <w:proofErr w:type="spellStart"/>
+      <w:r>
+        <w:t>HuggingFace</w:t>
+      </w:r>
+      <w:proofErr w:type="spellEnd"/>
+      <w:r>
+        <w:t xml:space="preserve">. В работе используется </w:t>
+      </w:r>
+      <w:proofErr w:type="spellStart"/>
+      <w:r>
+        <w:t>split</w:t>
+      </w:r>
+      <w:proofErr w:type="spellEnd"/>
+      <w:r>
+        <w:t xml:space="preserve"> </w:t>
+      </w:r>
+      <w:proofErr w:type="spellStart"/>
+      <w:r>
+        <w:t>default</w:t>
+      </w:r>
+      <w:proofErr w:type="spellEnd"/>
+      <w:r>
+        <w:t>, содержащий около 94 тысяч задач. Каждый пример включает следующие поля:</w:t>
+      </w:r>
+    </w:p>
+    <w:p>
+      <w:pPr>
+        <w:ind w:firstLine="709"/>
+        <w:jc w:val="both"/>
+      </w:pPr>
+      <w:r>
+        <w:t xml:space="preserve"> </w:t>
+      </w:r>
+      <w:proofErr w:type="spellStart"/>
+      <w:r>
+        <w:t>problem</w:t>
+      </w:r>
+      <w:proofErr w:type="spellEnd"/>
+      <w:r>
+        <w:t xml:space="preserve"> </w:t>
+      </w:r>
+      <w:r>
+        <w:t>-</w:t>
+      </w:r>
+      <w:r>
+        <w:t xml:space="preserve"> условие задачи на естественном языке;</w:t>
+      </w:r>
+    </w:p>
+    <w:p>
+      <w:pPr>
+        <w:ind w:firstLine="709"/>
+        <w:jc w:val="both"/>
+      </w:pPr>
+      <w:r>
+        <w:t xml:space="preserve"> </w:t>
+      </w:r>
+      <w:proofErr w:type="spellStart"/>
+      <w:r>
+        <w:t>solution</w:t>
+      </w:r>
+      <w:proofErr w:type="spellEnd"/>
+      <w:r>
+        <w:t xml:space="preserve"> </w:t>
+      </w:r>
+      <w:r>
+        <w:t>-</w:t>
+      </w:r>
+      <w:r>
+        <w:t xml:space="preserve"> эталонное решение;</w:t>
+      </w:r>
+    </w:p>
+    <w:p>
+      <w:pPr>
+        <w:ind w:firstLine="709"/>
+        <w:jc w:val="both"/>
+      </w:pPr>
+      <w:r>
+        <w:t xml:space="preserve"> </w:t>
+      </w:r>
+      <w:proofErr w:type="spellStart"/>
+      <w:r>
+        <w:t>answer</w:t>
+      </w:r>
+      <w:proofErr w:type="spellEnd"/>
+      <w:r>
+        <w:t xml:space="preserve"> </w:t>
+      </w:r>
+      <w:r>
+        <w:t>-</w:t>
+      </w:r>
+      <w:r>
+        <w:t xml:space="preserve"> финальный ответ;</w:t>
+      </w:r>
+    </w:p>
+    <w:p>
+      <w:pPr>
+        <w:ind w:firstLine="709"/>
+        <w:jc w:val="both"/>
+        <w:rPr>
+          <w:lang w:val="en-US"/>
+        </w:rPr>
+      </w:pPr>
+      <w:r>
+        <w:t xml:space="preserve"> </w:t>
+      </w:r>
+      <w:proofErr w:type="spellStart"/>
+      <w:r>
+        <w:rPr>
+          <w:lang w:val="en-US"/>
+        </w:rPr>
+        <w:t>problem_type</w:t>
+      </w:r>
+      <w:proofErr w:type="spellEnd"/>
+      <w:r>
+        <w:rPr>
+          <w:lang w:val="en-US"/>
+        </w:rPr>
+        <w:t xml:space="preserve"> </w:t>
+      </w:r>
+      <w:r>
+        <w:rPr>
+          <w:lang w:val="en-US"/>
+        </w:rPr>
+        <w:t>-</w:t>
+      </w:r>
+      <w:r>
+        <w:rPr>
+          <w:lang w:val="en-US"/>
+        </w:rPr>
+        <w:t xml:space="preserve"> </w:t>
+      </w:r>
+      <w:r>
+        <w:t>раздел</w:t>
+      </w:r>
+      <w:r>
+        <w:rPr>
+          <w:lang w:val="en-US"/>
+        </w:rPr>
+        <w:t xml:space="preserve"> </w:t>
+      </w:r>
+      <w:r>
+        <w:t>математики</w:t>
+      </w:r>
+      <w:r>
+        <w:rPr>
+          <w:lang w:val="en-US"/>
+        </w:rPr>
+        <w:t xml:space="preserve"> (Algebra, Number Theory </w:t>
+      </w:r>
+      <w:r>
+        <w:t>и</w:t>
+      </w:r>
+      <w:r>
+        <w:rPr>
+          <w:lang w:val="en-US"/>
+        </w:rPr>
+        <w:t xml:space="preserve"> </w:t>
+      </w:r>
+      <w:proofErr w:type="spellStart"/>
+      <w:r>
+        <w:t>др</w:t>
+      </w:r>
+      <w:proofErr w:type="spellEnd"/>
+      <w:r>
+        <w:rPr>
+          <w:lang w:val="en-US"/>
+        </w:rPr>
+        <w:t>.);</w:t>
+      </w:r>
+    </w:p>
+    <w:p>
+      <w:pPr>
+        <w:ind w:firstLine="709"/>
+        <w:jc w:val="both"/>
+        <w:rPr>
+          <w:lang w:val="en-US"/>
+        </w:rPr>
+      </w:pPr>
+      <w:r>
+        <w:rPr>
+          <w:lang w:val="en-US"/>
+        </w:rPr>
+        <w:t xml:space="preserve"> </w:t>
+      </w:r>
+      <w:proofErr w:type="spellStart"/>
+      <w:r>
+        <w:rPr>
+          <w:lang w:val="en-US"/>
+        </w:rPr>
+        <w:t>question_type</w:t>
+      </w:r>
+      <w:proofErr w:type="spellEnd"/>
+      <w:r>
+        <w:rPr>
+          <w:lang w:val="en-US"/>
+        </w:rPr>
+        <w:t xml:space="preserve"> </w:t>
+      </w:r>
+      <w:r>
+        <w:rPr>
+          <w:lang w:val="en-US"/>
+        </w:rPr>
+        <w:t>-</w:t>
+      </w:r>
+      <w:r>
+        <w:rPr>
+          <w:lang w:val="en-US"/>
+        </w:rPr>
+        <w:t xml:space="preserve"> </w:t>
+      </w:r>
+      <w:r>
+        <w:t>тип</w:t>
+      </w:r>
+      <w:r>
+        <w:rPr>
+          <w:lang w:val="en-US"/>
+        </w:rPr>
+        <w:t xml:space="preserve"> </w:t>
+      </w:r>
+      <w:r>
+        <w:t>задачи</w:t>
+      </w:r>
+      <w:r>
+        <w:rPr>
+          <w:lang w:val="en-US"/>
+        </w:rPr>
+        <w:t xml:space="preserve"> (math-word-problem </w:t>
+      </w:r>
+      <w:r>
+        <w:t>и</w:t>
+      </w:r>
+      <w:r>
+        <w:rPr>
+          <w:lang w:val="en-US"/>
+        </w:rPr>
+        <w:t xml:space="preserve"> </w:t>
+      </w:r>
+      <w:proofErr w:type="spellStart"/>
+      <w:r>
+        <w:t>др</w:t>
+      </w:r>
+      <w:proofErr w:type="spellEnd"/>
+      <w:r>
+        <w:rPr>
+          <w:lang w:val="en-US"/>
+        </w:rPr>
+        <w:t>.);</w:t>
+      </w:r>
+    </w:p>
+    <w:p>
+      <w:pPr>
+        <w:ind w:firstLine="709"/>
+        <w:jc w:val="both"/>
+        <w:rPr>
+          <w:lang w:val="en-US"/>
+        </w:rPr>
+      </w:pPr>
+      <w:r>
+        <w:rPr>
+          <w:lang w:val="en-US"/>
+        </w:rPr>
+        <w:t xml:space="preserve"> source </w:t>
+      </w:r>
+      <w:r>
+        <w:rPr>
+          <w:lang w:val="en-US"/>
+        </w:rPr>
+        <w:t>-</w:t>
+      </w:r>
+      <w:r>
+        <w:rPr>
+          <w:lang w:val="en-US"/>
+        </w:rPr>
+        <w:t xml:space="preserve"> </w:t>
+      </w:r>
+      <w:r>
+        <w:rPr>
+          <w:highlight w:val="lightGray"/>
+          <w:lang w:val="en-US"/>
+        </w:rPr>
+        <w:t xml:space="preserve">source — </w:t>
+      </w:r>
+      <w:r>
+        <w:rPr>
+          <w:highlight w:val="lightGray"/>
+        </w:rPr>
+        <w:t>источник</w:t>
+      </w:r>
+      <w:r>
+        <w:rPr>
+          <w:highlight w:val="lightGray"/>
+          <w:lang w:val="en-US"/>
+        </w:rPr>
+        <w:t xml:space="preserve"> </w:t>
+      </w:r>
+      <w:r>
+        <w:rPr>
+          <w:highlight w:val="lightGray"/>
+        </w:rPr>
+        <w:t>задачи</w:t>
+      </w:r>
+      <w:r>
+        <w:rPr>
+          <w:highlight w:val="lightGray"/>
+          <w:lang w:val="en-US"/>
+        </w:rPr>
+        <w:t xml:space="preserve"> (</w:t>
+      </w:r>
+      <w:proofErr w:type="spellStart"/>
+      <w:r>
+        <w:rPr>
+          <w:highlight w:val="lightGray"/>
+          <w:lang w:val="en-US"/>
+        </w:rPr>
+        <w:t>olympiads</w:t>
+      </w:r>
+      <w:proofErr w:type="spellEnd"/>
+      <w:r>
+        <w:rPr>
+          <w:highlight w:val="lightGray"/>
+          <w:lang w:val="en-US"/>
+        </w:rPr>
+        <w:t xml:space="preserve">, </w:t>
+      </w:r>
+      <w:proofErr w:type="spellStart"/>
+      <w:r>
+        <w:rPr>
+          <w:highlight w:val="lightGray"/>
+          <w:lang w:val="en-US"/>
+        </w:rPr>
+        <w:t>cn_contest</w:t>
+      </w:r>
+      <w:proofErr w:type="spellEnd"/>
+      <w:r>
+        <w:rPr>
+          <w:highlight w:val="lightGray"/>
+          <w:lang w:val="en-US"/>
+        </w:rPr>
+        <w:t xml:space="preserve">, </w:t>
+      </w:r>
+      <w:proofErr w:type="spellStart"/>
+      <w:r>
+        <w:rPr>
+          <w:highlight w:val="lightGray"/>
+          <w:lang w:val="en-US"/>
+        </w:rPr>
+        <w:t>aops_forum</w:t>
+      </w:r>
+      <w:proofErr w:type="spellEnd"/>
+      <w:r>
+        <w:rPr>
+          <w:highlight w:val="lightGray"/>
+          <w:lang w:val="en-US"/>
+        </w:rPr>
+        <w:t xml:space="preserve">, </w:t>
+      </w:r>
+      <w:proofErr w:type="spellStart"/>
+      <w:r>
+        <w:rPr>
+          <w:highlight w:val="lightGray"/>
+          <w:lang w:val="en-US"/>
+        </w:rPr>
+        <w:t>amc_aime</w:t>
+      </w:r>
+      <w:proofErr w:type="spellEnd"/>
+      <w:r>
+        <w:rPr>
+          <w:highlight w:val="lightGray"/>
+          <w:lang w:val="en-US"/>
+        </w:rPr>
+        <w:t xml:space="preserve"> </w:t>
+      </w:r>
+      <w:r>
+        <w:rPr>
+          <w:highlight w:val="lightGray"/>
+        </w:rPr>
+        <w:t>и</w:t>
+      </w:r>
+      <w:r>
+        <w:rPr>
+          <w:highlight w:val="lightGray"/>
+          <w:lang w:val="en-US"/>
+        </w:rPr>
+        <w:t xml:space="preserve"> </w:t>
+      </w:r>
+      <w:proofErr w:type="spellStart"/>
+      <w:r>
+        <w:rPr>
+          <w:highlight w:val="lightGray"/>
+        </w:rPr>
+        <w:t>др</w:t>
+      </w:r>
+      <w:proofErr w:type="spellEnd"/>
+      <w:r>
+        <w:rPr>
+          <w:highlight w:val="lightGray"/>
+          <w:lang w:val="en-US"/>
+        </w:rPr>
+        <w:t>.)</w:t>
+      </w:r>
+      <w:r>
+        <w:rPr>
+          <w:highlight w:val="lightGray"/>
+          <w:lang w:val="en-US"/>
+        </w:rPr>
+        <w:t>;</w:t>
+      </w:r>
+    </w:p>
+    <w:p>
+      <w:pPr>
+        <w:ind w:firstLine="709"/>
+        <w:jc w:val="both"/>
+      </w:pPr>
+      <w:r>
+        <w:rPr>
+          <w:lang w:val="en-US"/>
+        </w:rPr>
+        <w:t xml:space="preserve"> </w:t>
+      </w:r>
+      <w:proofErr w:type="spellStart"/>
+      <w:r>
+        <w:t>generations</w:t>
+      </w:r>
+      <w:proofErr w:type="spellEnd"/>
+      <w:r>
+        <w:t xml:space="preserve"> </w:t>
+      </w:r>
+      <w:r>
+        <w:t>-</w:t>
+      </w:r>
+      <w:r>
+        <w:t xml:space="preserve"> список решений от DeepSeek-R1-671B, обрамлённых тегами &lt;</w:t>
+      </w:r>
+      <w:proofErr w:type="spellStart"/>
+      <w:r>
+        <w:t>think</w:t>
+      </w:r>
+      <w:proofErr w:type="spellEnd"/>
+      <w:r>
+        <w:t>&gt;...&lt;/</w:t>
+      </w:r>
+      <w:proofErr w:type="spellStart"/>
+      <w:r>
+        <w:t>think</w:t>
+      </w:r>
+      <w:proofErr w:type="spellEnd"/>
+      <w:r>
+        <w:t>&gt;, содержащих пошаговое рассуждение;</w:t>
+      </w:r>
+    </w:p>
+    <w:p>
+      <w:pPr>
+        <w:ind w:firstLine="709"/>
+        <w:jc w:val="both"/>
+      </w:pPr>
+      <w:r>
+        <w:t xml:space="preserve"> </w:t>
+      </w:r>
+      <w:proofErr w:type="spellStart"/>
+      <w:r>
+        <w:t>correctness_math_verify</w:t>
+      </w:r>
+      <w:proofErr w:type="spellEnd"/>
+      <w:r>
+        <w:t xml:space="preserve"> </w:t>
+      </w:r>
+      <w:r>
+        <w:t>-</w:t>
+      </w:r>
+      <w:r>
+        <w:t xml:space="preserve"> результат автоматической проверки корректности для каждой генерации;</w:t>
+      </w:r>
+    </w:p>
+    <w:p>
+      <w:pPr>
+        <w:ind w:firstLine="709"/>
+        <w:jc w:val="both"/>
+      </w:pPr>
+      <w:r>
+        <w:t xml:space="preserve"> </w:t>
+      </w:r>
+      <w:proofErr w:type="spellStart"/>
+      <w:r>
+        <w:t>correctness_count</w:t>
+      </w:r>
+      <w:proofErr w:type="spellEnd"/>
+      <w:r>
+        <w:t xml:space="preserve"> </w:t>
+      </w:r>
+      <w:r>
+        <w:t>-</w:t>
+      </w:r>
+      <w:r>
+        <w:t xml:space="preserve"> число корректных генераций из предложенных.</w:t>
+      </w:r>
+    </w:p>
+    <w:p>
+      <w:pPr>
+        <w:ind w:firstLine="709"/>
+        <w:jc w:val="both"/>
+      </w:pPr>
+      <w:r>
+        <w:t>Для каждой задачи берётся одно решение с подтверждённой корректностью</w:t>
+      </w:r>
+      <w:r>
+        <w:t xml:space="preserve">. </w:t>
+      </w:r>
+      <w:proofErr w:type="spellStart"/>
+      <w:r>
+        <w:t>Default</w:t>
+      </w:r>
+      <w:proofErr w:type="spellEnd"/>
+      <w:r>
+        <w:t xml:space="preserve"> </w:t>
+      </w:r>
+      <w:proofErr w:type="spellStart"/>
+      <w:r>
+        <w:t>split</w:t>
+      </w:r>
+      <w:proofErr w:type="spellEnd"/>
+      <w:r>
+        <w:t xml:space="preserve"> датасета OpenR1-Math-220k содержит задачи конкурсного и олимпиадного уровня. Фильтрация по полю </w:t>
+      </w:r>
+      <w:proofErr w:type="spellStart"/>
+      <w:r>
+        <w:t>source</w:t>
+      </w:r>
+      <w:proofErr w:type="spellEnd"/>
+      <w:r>
+        <w:t xml:space="preserve"> не применяется, поскольку все источники относятся к конкурсной математике. Защита от утечки тестовых данных обеспечивается </w:t>
+      </w:r>
+      <w:proofErr w:type="spellStart"/>
+      <w:r>
+        <w:t>дедупликацией</w:t>
+      </w:r>
+      <w:proofErr w:type="spellEnd"/>
+      <w:r>
+        <w:t xml:space="preserve"> по 13-gram </w:t>
+      </w:r>
+      <w:proofErr w:type="spellStart"/>
+      <w:r>
+        <w:t>containment</w:t>
+      </w:r>
+      <w:proofErr w:type="spellEnd"/>
+      <w:r>
+        <w:t xml:space="preserve"> (раздел 4.2). Полный список источников и их объёмы приводятся в главе 5</w:t>
+      </w:r>
+      <w:r>
+        <w:t>.</w:t>
+      </w:r>
+      <w:r>
+        <w:t xml:space="preserve"> </w:t>
+      </w:r>
+    </w:p>
+    <w:p>
+      <w:pPr>
+        <w:ind w:firstLine="709"/>
+        <w:jc w:val="both"/>
+      </w:pPr>
+      <w:r>
+        <w:t xml:space="preserve">Подмножества формируются случайной выборкой с фиксированным начальным состоянием генератора для воспроизводимости. Подмножества вложенные: выборка на 1000 примеров содержит все задачи из выборки на 500 </w:t>
+      </w:r>
+      <w:r>
+        <w:lastRenderedPageBreak/>
+        <w:t>плюс дополнительные. Это позволяет наблюдать чистый эффект увеличения объёма данных при построении кривой обучения. Объёмы подмножеств: 500, 1000, 2000, 5000. Дополнительно применяется фильтрация по длине цепочки рассуждений (2048, 4096, 8192 токенов): решения длиннее порогового значения отбрасываются.</w:t>
+      </w:r>
+      <w:r>
+        <w:t xml:space="preserve"> </w:t>
+      </w:r>
+      <w:r>
+        <w:t xml:space="preserve">Пороги применяются к длине </w:t>
+      </w:r>
+      <w:proofErr w:type="spellStart"/>
+      <w:r>
+        <w:t>teacher</w:t>
+      </w:r>
+      <w:proofErr w:type="spellEnd"/>
+      <w:r>
+        <w:t xml:space="preserve"> </w:t>
+      </w:r>
+      <w:proofErr w:type="spellStart"/>
+      <w:r>
+        <w:t>solution</w:t>
+      </w:r>
+      <w:proofErr w:type="spellEnd"/>
+      <w:r>
+        <w:t xml:space="preserve">. Полная длина обучающей последовательности дополнительно включает </w:t>
+      </w:r>
+      <w:proofErr w:type="spellStart"/>
+      <w:r>
+        <w:t>промпт</w:t>
+      </w:r>
+      <w:proofErr w:type="spellEnd"/>
+      <w:r>
+        <w:t xml:space="preserve"> и </w:t>
+      </w:r>
+      <w:proofErr w:type="spellStart"/>
+      <w:r>
+        <w:t>chat-template</w:t>
+      </w:r>
+      <w:proofErr w:type="spellEnd"/>
+      <w:r>
+        <w:t xml:space="preserve"> (~200–300 токенов)</w:t>
+      </w:r>
+    </w:p>
+    <w:p>
+      <w:pPr>
+        <w:ind w:firstLine="709"/>
+        <w:jc w:val="both"/>
+      </w:pPr>
+      <w:r>
+        <w:t xml:space="preserve">Проверка на утечки выполняется для каждой пары «обучающая задача </w:t>
+      </w:r>
+      <w:r>
+        <w:t>-</w:t>
+      </w:r>
+      <w:r>
+        <w:t xml:space="preserve"> тестовая задача» по следующему алгоритму. Тексты условий нормализуются: приводятся к нижнему регистру, удаляются лишние пробелы, знаки препинания и </w:t>
+      </w:r>
+      <w:proofErr w:type="spellStart"/>
+      <w:r>
+        <w:t>LaTeX</w:t>
+      </w:r>
+      <w:proofErr w:type="spellEnd"/>
+      <w:r>
+        <w:t xml:space="preserve">-обёртки. Для нормализованных текстов строятся множества всех последовательностей из 13 слов подряд (13-грамм). </w:t>
+      </w:r>
+      <w:proofErr w:type="spellStart"/>
+      <w:r>
+        <w:t>Containment</w:t>
+      </w:r>
+      <w:proofErr w:type="spellEnd"/>
+      <w:r>
+        <w:t xml:space="preserve"> определяется как доля 13-грамм тестовой задачи, которые встречаются среди 13-грамм обучающей задачи. Выбор длины 13 следует методологии обнаружения контаминации, предложенной Brown </w:t>
+      </w:r>
+      <w:proofErr w:type="spellStart"/>
+      <w:r>
+        <w:t>et</w:t>
+      </w:r>
+      <w:proofErr w:type="spellEnd"/>
+      <w:r>
+        <w:t xml:space="preserve"> </w:t>
+      </w:r>
+      <w:proofErr w:type="spellStart"/>
+      <w:r>
+        <w:t>al</w:t>
+      </w:r>
+      <w:proofErr w:type="spellEnd"/>
+      <w:r>
+        <w:t xml:space="preserve">. [27]. Обучающие примеры с </w:t>
+      </w:r>
+      <w:proofErr w:type="spellStart"/>
+      <w:r>
+        <w:t>containment</w:t>
+      </w:r>
+      <w:proofErr w:type="spellEnd"/>
+      <w:r>
+        <w:t xml:space="preserve"> ≥ 0,5 относительно любой задачи из GSM8K </w:t>
+      </w:r>
+      <w:proofErr w:type="spellStart"/>
+      <w:r>
+        <w:t>test</w:t>
+      </w:r>
+      <w:proofErr w:type="spellEnd"/>
+      <w:r>
+        <w:t xml:space="preserve"> или MATH-500 исключаются из всех </w:t>
+      </w:r>
+      <w:proofErr w:type="spellStart"/>
+      <w:r>
+        <w:t>подвыборок</w:t>
+      </w:r>
+      <w:proofErr w:type="spellEnd"/>
+      <w:r>
+        <w:t xml:space="preserve">. Скрипт </w:t>
+      </w:r>
+      <w:proofErr w:type="spellStart"/>
+      <w:r>
+        <w:t>дедупликации</w:t>
+      </w:r>
+      <w:proofErr w:type="spellEnd"/>
+      <w:r>
+        <w:t xml:space="preserve"> сохраняет лог в формате JSON с указанием индексов совпавших пар и значений </w:t>
+      </w:r>
+      <w:proofErr w:type="spellStart"/>
+      <w:r>
+        <w:t>containment</w:t>
+      </w:r>
+      <w:proofErr w:type="spellEnd"/>
+      <w:r>
+        <w:t>. Число исключённых задач и примеры совпадений приводятся в разделе 5.1.</w:t>
+      </w:r>
+    </w:p>
+    <w:p>
+      <w:pPr>
+        <w:ind w:firstLine="709"/>
+        <w:jc w:val="both"/>
+      </w:pPr>
+      <w:r>
+        <w:t xml:space="preserve">Отдельно из общего пула формируется </w:t>
+      </w:r>
+      <w:proofErr w:type="spellStart"/>
+      <w:r>
+        <w:t>валидационная</w:t>
+      </w:r>
+      <w:proofErr w:type="spellEnd"/>
+      <w:r>
+        <w:t xml:space="preserve"> выборка </w:t>
+      </w:r>
+      <w:r>
+        <w:t>-</w:t>
+      </w:r>
+      <w:r>
+        <w:t xml:space="preserve"> фиксированный набор задач, не входящий ни в одну обучающую </w:t>
+      </w:r>
+      <w:proofErr w:type="spellStart"/>
+      <w:r>
+        <w:t>подвыборку</w:t>
+      </w:r>
+      <w:proofErr w:type="spellEnd"/>
+      <w:r>
+        <w:t xml:space="preserve"> и не пересекающийся с тестовыми наборами. </w:t>
+      </w:r>
+      <w:proofErr w:type="spellStart"/>
+      <w:r>
+        <w:t>Валидационная</w:t>
+      </w:r>
+      <w:proofErr w:type="spellEnd"/>
+      <w:r>
+        <w:t xml:space="preserve"> выборка используется для выбора лучшей SFT-модели (раздел 3.3).</w:t>
+      </w:r>
+    </w:p>
+    <w:p>
+      <w:pPr>
+        <w:ind w:firstLine="709"/>
+        <w:jc w:val="both"/>
+      </w:pPr>
       <w:r>
         <w:rPr>
           <w:b/>
           <w:bCs/>
         </w:rPr>
-        <w:t>(SFT)</w:t>
-      </w:r>
-    </w:p>
-    <w:p>
-      <w:pPr>
-        <w:ind w:firstLine="709"/>
-        <w:jc w:val="both"/>
-      </w:pPr>
-      <w:r>
-        <w:t xml:space="preserve">Обучающая выборка состоит из пар: условие задачи </w:t>
-      </w:r>
-      <w:r>
-        <w:rPr>
-          <w:i/>
-          <w:iCs/>
-        </w:rPr>
-        <w:t>x</w:t>
-      </w:r>
-      <w:r>
-        <w:t xml:space="preserve"> и пошаговое решение </w:t>
-      </w:r>
-      <w:r>
-        <w:rPr>
-          <w:i/>
-          <w:iCs/>
-        </w:rPr>
-        <w:t>y</w:t>
-      </w:r>
-      <w:r>
-        <w:t xml:space="preserve">, сгенерированное моделью DeepSeek-R1. Модель </w:t>
-      </w:r>
-      <w:proofErr w:type="spellStart"/>
-      <w:r>
-        <w:t>дообучается</w:t>
-      </w:r>
-      <w:proofErr w:type="spellEnd"/>
-      <w:r>
-        <w:t xml:space="preserve"> минимизацией кросс-энтропийных потерь. </w:t>
-      </w:r>
-    </w:p>
-    <w:p>
-      <w:pPr>
-        <w:ind w:firstLine="709"/>
-        <w:jc w:val="both"/>
-      </w:pPr>
-      <w:r>
-        <w:t>Потери вычисляются по всем токенам последовательности (</w:t>
-      </w:r>
-      <w:proofErr w:type="spellStart"/>
-      <w:r>
-        <w:t>промпт</w:t>
-      </w:r>
-      <w:proofErr w:type="spellEnd"/>
-      <w:r>
-        <w:t xml:space="preserve"> и ответ). В литературе нет консенсуса относительно необходимости маскирования токенов </w:t>
-      </w:r>
-      <w:proofErr w:type="spellStart"/>
-      <w:r>
-        <w:t>промпта</w:t>
-      </w:r>
-      <w:proofErr w:type="spellEnd"/>
-      <w:r>
-        <w:t xml:space="preserve"> при контролируемом дообучении: одни реализации исключают </w:t>
-      </w:r>
-      <w:proofErr w:type="spellStart"/>
-      <w:r>
-        <w:t>промпт</w:t>
-      </w:r>
-      <w:proofErr w:type="spellEnd"/>
-      <w:r>
-        <w:t xml:space="preserve"> из функции потерь, другие обучают на полной последовательности. </w:t>
-      </w:r>
-      <w:proofErr w:type="spellStart"/>
-      <w:r>
-        <w:t>Shi</w:t>
-      </w:r>
-      <w:proofErr w:type="spellEnd"/>
-      <w:r>
-        <w:t xml:space="preserve"> </w:t>
-      </w:r>
-      <w:proofErr w:type="spellStart"/>
-      <w:r>
-        <w:t>et</w:t>
-      </w:r>
-      <w:proofErr w:type="spellEnd"/>
-      <w:r>
-        <w:t xml:space="preserve"> </w:t>
-      </w:r>
-      <w:proofErr w:type="spellStart"/>
-      <w:r>
-        <w:t>al</w:t>
-      </w:r>
-      <w:proofErr w:type="spellEnd"/>
-      <w:r>
-        <w:t>. [</w:t>
-      </w:r>
-      <w:r>
-        <w:t>30</w:t>
-      </w:r>
-      <w:r>
-        <w:t xml:space="preserve">] показали, что для данных с длинными ответами маскирование </w:t>
-      </w:r>
-      <w:proofErr w:type="spellStart"/>
-      <w:r>
-        <w:t>промпта</w:t>
-      </w:r>
-      <w:proofErr w:type="spellEnd"/>
-      <w:r>
-        <w:t xml:space="preserve"> не оказывает статистически значимого влияния на производительность модели и может быть опущено. В настоящей работе длина ответа составляет 500–4000 токенов, тогда как </w:t>
-      </w:r>
-      <w:proofErr w:type="spellStart"/>
-      <w:r>
-        <w:t>промпт</w:t>
-      </w:r>
-      <w:proofErr w:type="spellEnd"/>
-      <w:r>
-        <w:t xml:space="preserve"> фиксирован и содержит менее 20 токенов (менее 5 % последовательности). Конфигурация обучения одинакова для всех 36 прогонов, что обеспечивает корректность относительного сравнения стратегий на Парето-фронте.</w:t>
-      </w:r>
-    </w:p>
-    <w:p>
-      <w:pPr>
-        <w:ind w:firstLine="709"/>
-        <w:jc w:val="both"/>
-      </w:pPr>
-      <w:r>
-        <w:t xml:space="preserve">Дообучение проводится с применением метода </w:t>
-      </w:r>
-      <w:proofErr w:type="spellStart"/>
-      <w:r>
-        <w:t>LoRA</w:t>
-      </w:r>
-      <w:proofErr w:type="spellEnd"/>
-      <w:r>
-        <w:t xml:space="preserve">: к весовым матрицам модели добавляются </w:t>
-      </w:r>
-      <w:proofErr w:type="spellStart"/>
-      <w:r>
-        <w:t>низкоранговые</w:t>
-      </w:r>
-      <w:proofErr w:type="spellEnd"/>
-      <w:r>
-        <w:t xml:space="preserve"> адаптеры. Обновляются только матрицы адаптеров, основные веса заморожены. Это позволяет </w:t>
-      </w:r>
-      <w:proofErr w:type="spellStart"/>
-      <w:r>
-        <w:t>дообучать</w:t>
-      </w:r>
-      <w:proofErr w:type="spellEnd"/>
-      <w:r>
-        <w:t xml:space="preserve"> модель на одном GPU с 80 ГБ видеопамяти.</w:t>
-      </w:r>
-    </w:p>
-    <w:p>
-      <w:pPr>
-        <w:ind w:firstLine="709"/>
-        <w:jc w:val="both"/>
-      </w:pPr>
-      <w:proofErr w:type="spellStart"/>
-      <w:r>
-        <w:t>Гиперпараметры</w:t>
-      </w:r>
-      <w:proofErr w:type="spellEnd"/>
-      <w:r>
-        <w:t xml:space="preserve"> дообучения:</w:t>
-      </w:r>
-    </w:p>
-    <w:p>
-      <w:pPr>
-        <w:ind w:firstLine="709"/>
-        <w:jc w:val="both"/>
-      </w:pPr>
-      <w:r>
-        <w:lastRenderedPageBreak/>
-        <w:t xml:space="preserve">-  ранг </w:t>
-      </w:r>
-      <w:proofErr w:type="spellStart"/>
-      <w:r>
-        <w:t>LoRA</w:t>
-      </w:r>
-      <w:proofErr w:type="spellEnd"/>
-      <w:r>
-        <w:t xml:space="preserve">: </w:t>
-      </w:r>
-      <w:r>
-        <w:rPr>
-          <w:i/>
-          <w:iCs/>
-        </w:rPr>
-        <w:t>r</w:t>
-      </w:r>
-      <w:r>
-        <w:t xml:space="preserve"> = 64;</w:t>
-      </w:r>
-    </w:p>
-    <w:p>
-      <w:pPr>
-        <w:ind w:firstLine="709"/>
-        <w:jc w:val="both"/>
-      </w:pPr>
-      <w:r>
-        <w:t xml:space="preserve">-  </w:t>
-      </w:r>
-      <w:proofErr w:type="spellStart"/>
-      <w:r>
-        <w:t>LoRA</w:t>
-      </w:r>
-      <w:proofErr w:type="spellEnd"/>
-      <w:r>
-        <w:t xml:space="preserve"> </w:t>
-      </w:r>
-      <w:proofErr w:type="spellStart"/>
-      <w:r>
-        <w:t>alpha</w:t>
-      </w:r>
-      <w:proofErr w:type="spellEnd"/>
-      <w:r>
-        <w:t>: 64</w:t>
-      </w:r>
-    </w:p>
-    <w:p>
-      <w:pPr>
-        <w:ind w:firstLine="709"/>
-        <w:jc w:val="both"/>
-      </w:pPr>
-      <w:r>
-        <w:t xml:space="preserve">- </w:t>
-      </w:r>
-      <w:r>
-        <w:t xml:space="preserve"> </w:t>
-      </w:r>
-      <w:r>
-        <w:t xml:space="preserve">целевые модули </w:t>
-      </w:r>
-      <w:proofErr w:type="spellStart"/>
-      <w:r>
-        <w:t>LoRA</w:t>
-      </w:r>
-      <w:proofErr w:type="spellEnd"/>
-      <w:r>
-        <w:t>: все линейные слои (</w:t>
-      </w:r>
-      <w:proofErr w:type="spellStart"/>
-      <w:r>
-        <w:t>all-linear</w:t>
-      </w:r>
-      <w:proofErr w:type="spellEnd"/>
-      <w:r>
-        <w:t>);</w:t>
-      </w:r>
-    </w:p>
-    <w:p>
-      <w:pPr>
-        <w:ind w:firstLine="709"/>
-        <w:jc w:val="both"/>
-      </w:pPr>
-      <w:r>
-        <w:t>-  скорость обучения: 2 × 10⁻⁴;</w:t>
-      </w:r>
-    </w:p>
-    <w:p>
-      <w:pPr>
-        <w:ind w:firstLine="709"/>
-        <w:jc w:val="both"/>
-      </w:pPr>
-      <w:r>
-        <w:t>-  число эпох: 3;</w:t>
-      </w:r>
-    </w:p>
-    <w:p>
-      <w:pPr>
-        <w:ind w:firstLine="709"/>
-        <w:jc w:val="both"/>
-      </w:pPr>
-      <w:r>
-        <w:t xml:space="preserve">-  </w:t>
-      </w:r>
-      <w:r>
-        <w:t>размер пакета: 2, накопление градиентов: 8 шагов (эффективный размер пакета: 16)</w:t>
-      </w:r>
-      <w:r>
-        <w:t>;</w:t>
-      </w:r>
-    </w:p>
-    <w:p>
-      <w:pPr>
-        <w:ind w:firstLine="709"/>
-        <w:jc w:val="both"/>
-      </w:pPr>
-      <w:r>
-        <w:t>-  максимальная длина последовательности: 8192 токена.</w:t>
-      </w:r>
-    </w:p>
-    <w:p>
-      <w:pPr>
-        <w:ind w:firstLine="709"/>
-        <w:jc w:val="both"/>
-      </w:pPr>
-      <w:proofErr w:type="spellStart"/>
-      <w:r>
-        <w:t>Гиперпараметры</w:t>
-      </w:r>
-      <w:proofErr w:type="spellEnd"/>
-      <w:r>
-        <w:t xml:space="preserve"> зафиксированы для всех 36 прогонов. Их подбор не входит в задачу работы: целью является сравнение стратегий при одинаковых условиях обучения, а не поиск оптимальной конфигурации </w:t>
-      </w:r>
-      <w:proofErr w:type="spellStart"/>
-      <w:r>
-        <w:t>LoRA</w:t>
-      </w:r>
-      <w:proofErr w:type="spellEnd"/>
-      <w:r>
-        <w:t>. Поскольку все прогоны используют одни и те же значения, различия в результатах объясняются только объёмом данных, длиной цепочек и начальным состоянием генератора.</w:t>
-      </w:r>
-    </w:p>
-    <w:p>
-      <w:pPr>
-        <w:ind w:firstLine="709"/>
-        <w:jc w:val="both"/>
-      </w:pPr>
-      <w:r>
-        <w:t xml:space="preserve">Значение 8192 задаёт верхнюю границу длины последовательности. Фактическая длина зависит от конкретного примера: для группы с порогом 2048 токенов решения в среднем значительно короче, чем для группы 8192. Последовательности в пакете выравниваются по длине самой длинной в пакете, а не по максимуму 8192, поэтому модели, обученные на коротких цепочках, обрабатывают меньше токенов и стоят дешевле в </w:t>
-      </w:r>
-      <w:proofErr w:type="spellStart"/>
-      <w:r>
-        <w:t>FLOPs</w:t>
-      </w:r>
-      <w:proofErr w:type="spellEnd"/>
-      <w:r>
-        <w:t>.</w:t>
-      </w:r>
-    </w:p>
-    <w:p>
-      <w:pPr>
-        <w:ind w:firstLine="709"/>
-        <w:jc w:val="both"/>
-      </w:pPr>
-    </w:p>
-    <w:p>
-      <w:pPr>
-        <w:ind w:firstLine="709"/>
-        <w:jc w:val="both"/>
-      </w:pPr>
-      <w:r>
-        <w:t xml:space="preserve">Полный эксперимент включает 36 прогонов: 4 объёма данных (500, 1000, 2000, 5000) × 3 максимальные длины цепочек (2048, 4096, 8192) × 3 начальных состояния генератора случайных чисел. Три начальных состояния позволяют оценить, насколько результат зависит от стохастичности обучения (инициализация </w:t>
-      </w:r>
-      <w:proofErr w:type="spellStart"/>
-      <w:r>
-        <w:t>LoRA</w:t>
-      </w:r>
-      <w:proofErr w:type="spellEnd"/>
-      <w:r>
-        <w:t xml:space="preserve">-адаптеров, порядок данных). </w:t>
-      </w:r>
-    </w:p>
-    <w:p>
-      <w:pPr>
-        <w:ind w:firstLine="709"/>
-        <w:jc w:val="both"/>
-      </w:pPr>
-      <w:proofErr w:type="gramStart"/>
-      <w:r>
-        <w:t xml:space="preserve">Три значения </w:t>
-      </w:r>
-      <w:r>
-        <w:t>это</w:t>
-      </w:r>
-      <w:proofErr w:type="gramEnd"/>
-      <w:r>
-        <w:t xml:space="preserve"> компромисс между вычислительным бюджетом и статистической надёжностью: 36 прогонов уже близки к границе доступных ресурсов. </w:t>
-      </w:r>
-      <w:r>
-        <w:t xml:space="preserve">Если разброс между прогонами с разными начальными состояниями </w:t>
-      </w:r>
-      <w:r>
-        <w:lastRenderedPageBreak/>
-        <w:t>сопоставим с разницей между стратегиями, различие между стратегиями нельзя считать надёжным.</w:t>
-      </w:r>
-    </w:p>
-    <w:p>
-      <w:pPr>
-        <w:ind w:firstLine="709"/>
-        <w:jc w:val="both"/>
-      </w:pPr>
-      <w:r>
-        <w:t xml:space="preserve">Каждый прогон сохраняется как </w:t>
-      </w:r>
-      <w:proofErr w:type="spellStart"/>
-      <w:r>
-        <w:t>LoRA</w:t>
-      </w:r>
-      <w:proofErr w:type="spellEnd"/>
-      <w:r>
-        <w:t xml:space="preserve">-адаптер. По завершении каждая модель оценивается на обоих контрольных наборах (GSM8K </w:t>
-      </w:r>
-      <w:proofErr w:type="spellStart"/>
-      <w:r>
-        <w:t>test</w:t>
-      </w:r>
-      <w:proofErr w:type="spellEnd"/>
-      <w:r>
-        <w:t xml:space="preserve"> и MATH-500).</w:t>
-      </w:r>
-      <w:r>
-        <w:t xml:space="preserve"> </w:t>
-      </w:r>
-      <w:r>
-        <w:t xml:space="preserve">Эта оценка используется для построения Парето-фронта, но не для выбора модели на следующий этап: </w:t>
-      </w:r>
-      <w:r>
-        <w:t xml:space="preserve">модель для GRPO выбирается по значению функции потерь на </w:t>
-      </w:r>
-      <w:proofErr w:type="spellStart"/>
-      <w:r>
-        <w:t>валидационной</w:t>
-      </w:r>
-      <w:proofErr w:type="spellEnd"/>
-      <w:r>
-        <w:t xml:space="preserve"> выборке (раздел 3.3)</w:t>
-      </w:r>
-      <w:r>
-        <w:t xml:space="preserve">, </w:t>
-      </w:r>
-      <w:r>
-        <w:t xml:space="preserve">чтобы сохранить GSM8K </w:t>
-      </w:r>
-      <w:proofErr w:type="spellStart"/>
-      <w:r>
-        <w:t>test</w:t>
-      </w:r>
-      <w:proofErr w:type="spellEnd"/>
-      <w:r>
-        <w:t xml:space="preserve"> как независимый набор для финальной оценки.</w:t>
-      </w:r>
-    </w:p>
-    <w:p>
-      <w:pPr>
-        <w:spacing w:before="200" w:after="120"/>
-        <w:ind w:firstLine="709"/>
-      </w:pPr>
+        <w:t xml:space="preserve">GSM8K </w:t>
+      </w:r>
+      <w:proofErr w:type="spellStart"/>
       <w:r>
         <w:rPr>
           <w:b/>
           <w:bCs/>
         </w:rPr>
-        <w:t>3.3 Групповая относительная оптимизация политики (GRPO)</w:t>
-      </w:r>
-    </w:p>
-    <w:p>
-      <w:pPr>
-        <w:ind w:firstLine="709"/>
-        <w:jc w:val="both"/>
-      </w:pPr>
-      <w:r>
-        <w:t>GRPO применяется к лучшим SFT-моделям для дополнительного дообучения методом обучения с подкреплением.</w:t>
-      </w:r>
-      <w:r>
-        <w:t xml:space="preserve"> </w:t>
-      </w:r>
-      <w:r>
-        <w:t xml:space="preserve">Перед применением GRPO адаптер SFT объединяется с базовыми весами модели. Операция арифметически точна: </w:t>
-      </w:r>
-      <w:proofErr w:type="spellStart"/>
-      <w:r>
-        <w:t>W_new</w:t>
-      </w:r>
-      <w:proofErr w:type="spellEnd"/>
-      <w:r>
-        <w:t xml:space="preserve"> = W₀ + ΔW [19]. Это необходимо, поскольку </w:t>
-      </w:r>
-      <w:proofErr w:type="spellStart"/>
-      <w:r>
-        <w:t>LoRA</w:t>
-      </w:r>
-      <w:proofErr w:type="spellEnd"/>
-      <w:r>
-        <w:t>-адаптер GRPO применяется поверх полной модели, а не поверх другого адаптера.</w:t>
-      </w:r>
-    </w:p>
-    <w:p>
-      <w:pPr>
-        <w:ind w:firstLine="709"/>
-        <w:jc w:val="both"/>
-      </w:pPr>
-      <w:r>
-        <w:t xml:space="preserve">Для каждого </w:t>
-      </w:r>
-      <w:proofErr w:type="spellStart"/>
-      <w:r>
-        <w:t>промпта</w:t>
-      </w:r>
-      <w:proofErr w:type="spellEnd"/>
-      <w:r>
-        <w:t xml:space="preserve"> модель генерирует группу из </w:t>
-      </w:r>
-      <w:r>
-        <w:rPr>
-          <w:i/>
-          <w:iCs/>
-        </w:rPr>
-        <w:t>G</w:t>
-      </w:r>
-      <w:r>
-        <w:t xml:space="preserve"> решений. Каждое решение получает бинарную оценку: 1 при верном финальном ответе, 0 при неверном. Оценки нормализуются внутри группы: из каждой вычитается среднее и результат делится на стандартное отклонение. Параметры обновляются так, чтобы увеличить вероятность решений с положительным вознаграждением и уменьшить с отрицательным. Одновременно штрафуется отклонение от исходной модели через KL-дивергенцию с коэффициентом </w:t>
-      </w:r>
-      <w:r>
-        <w:rPr>
-          <w:i/>
-          <w:iCs/>
-        </w:rPr>
-        <w:t>β</w:t>
-      </w:r>
-      <w:r>
-        <w:t>.</w:t>
-      </w:r>
-    </w:p>
-    <w:p>
-      <w:pPr>
-        <w:ind w:firstLine="709"/>
-        <w:jc w:val="both"/>
-      </w:pPr>
-      <w:r>
-        <w:t>GRPO применяется по следующей схеме:</w:t>
-      </w:r>
-    </w:p>
-    <w:p>
-      <w:pPr>
-        <w:ind w:left="707" w:firstLine="709"/>
-        <w:jc w:val="both"/>
-      </w:pPr>
-      <w:r>
-        <w:t xml:space="preserve">- </w:t>
-      </w:r>
-      <w:r>
-        <w:t xml:space="preserve">полный запуск (2000 шагов) для SFT-500 и SFT-5000; </w:t>
-      </w:r>
-    </w:p>
-    <w:p>
-      <w:pPr>
-        <w:ind w:left="707" w:firstLine="709"/>
-        <w:jc w:val="both"/>
-      </w:pPr>
-      <w:r>
-        <w:t xml:space="preserve">- </w:t>
-      </w:r>
-      <w:r>
-        <w:t xml:space="preserve">укороченный запуск (500 шагов) для SFT-1000 и SFT-2000. </w:t>
-      </w:r>
-    </w:p>
-    <w:p>
-      <w:pPr>
-        <w:ind w:firstLine="709"/>
-        <w:jc w:val="both"/>
-      </w:pPr>
-      <w:r>
-        <w:t>Число шагов выбрано с учётом вычислительного бюджета. Полный запуск позволяет наблюдать сходимость или насыщение. Укороченный запуск для промежуточных объёмов экономит ресурсы</w:t>
-      </w:r>
-      <w:r>
-        <w:t xml:space="preserve">. Если </w:t>
-      </w:r>
-      <w:r>
-        <w:t>500 шагов окажется недостаточно, это будет видно по динамике контрольных точек</w:t>
-      </w:r>
-      <w:r>
-        <w:t>.</w:t>
-      </w:r>
-    </w:p>
-    <w:p>
-      <w:pPr>
-        <w:ind w:firstLine="709"/>
-        <w:jc w:val="both"/>
-      </w:pPr>
-      <w:r>
-        <w:lastRenderedPageBreak/>
-        <w:t xml:space="preserve">Выбор лучшей SFT-модели для каждого объёма данных производится по значению функции потерь на </w:t>
-      </w:r>
-      <w:proofErr w:type="spellStart"/>
-      <w:r>
-        <w:t>валидационной</w:t>
-      </w:r>
-      <w:proofErr w:type="spellEnd"/>
-      <w:r>
-        <w:t xml:space="preserve"> выборке (</w:t>
-      </w:r>
-      <w:proofErr w:type="spellStart"/>
-      <w:r>
-        <w:t>validation</w:t>
-      </w:r>
-      <w:proofErr w:type="spellEnd"/>
-      <w:r>
-        <w:t xml:space="preserve"> </w:t>
-      </w:r>
-      <w:proofErr w:type="spellStart"/>
-      <w:r>
-        <w:t>loss</w:t>
-      </w:r>
-      <w:proofErr w:type="spellEnd"/>
-      <w:r>
-        <w:t xml:space="preserve">). </w:t>
-      </w:r>
-      <w:proofErr w:type="spellStart"/>
-      <w:r>
-        <w:t>Валидационная</w:t>
-      </w:r>
-      <w:proofErr w:type="spellEnd"/>
-      <w:r>
-        <w:t xml:space="preserve"> выборка формируется как фиксированный набор задач из общего пула датасета, не входящий ни в одну обучающую </w:t>
-      </w:r>
-      <w:proofErr w:type="spellStart"/>
-      <w:r>
-        <w:t>подвыборку</w:t>
-      </w:r>
-      <w:proofErr w:type="spellEnd"/>
-      <w:r>
-        <w:t xml:space="preserve"> и не пересекающийся с тестовыми наборами GSM8K и MATH-500. Это позволяет сохранить обучающие выборки полного размера и обеспечить одинаковые условия сравнения для всех моделей. GSM8K </w:t>
-      </w:r>
-      <w:proofErr w:type="spellStart"/>
-      <w:r>
         <w:t>test</w:t>
       </w:r>
       <w:proofErr w:type="spellEnd"/>
       <w:r>
-        <w:t xml:space="preserve"> остаётся полностью независимым набором для финальной оценки.</w:t>
-      </w:r>
-      <w:r>
-        <w:t xml:space="preserve"> Контрольные точки сохраняются каждые 50 шагов. </w:t>
-      </w:r>
-      <w:r>
-        <w:t xml:space="preserve">Каждая контрольная точка становится отдельной точкой на Парето-фронте, что позволяет видеть динамику: на каком шаге GRPO перестаёт окупать себя. Сходимость GRPO на малых объёмах данных (500 примеров) не гарантирована: при ограниченном числе задач группы генераций могут оказаться однородными, что ослабляет обучающий сигнал. Если GRPO не даёт прироста точности, это фиксируется как результат </w:t>
-      </w:r>
-      <w:r>
-        <w:t xml:space="preserve">и </w:t>
-      </w:r>
-      <w:r>
-        <w:t xml:space="preserve">точка на Парето-фронте показывает, что дополнительные </w:t>
-      </w:r>
-      <w:proofErr w:type="spellStart"/>
-      <w:r>
-        <w:t>FLOPs</w:t>
-      </w:r>
-      <w:proofErr w:type="spellEnd"/>
-      <w:r>
-        <w:t xml:space="preserve"> на обучение с подкреплением не окупились.</w:t>
-      </w:r>
-    </w:p>
-    <w:p>
-      <w:pPr>
-        <w:pageBreakBefore/>
-        <w:spacing w:before="240" w:after="120"/>
-        <w:ind w:firstLine="709"/>
+        <w:t xml:space="preserve"> — контрольный набор из 1319 задач школьной математики уровня 2–8 класса [10]. Каждая задача решается за 2–8 шагов и требует только базовой арифметики. Ответ </w:t>
+      </w:r>
+      <w:r>
+        <w:t>-</w:t>
+      </w:r>
+      <w:r>
+        <w:t xml:space="preserve"> целое число, маркированное паттерном #### &lt;число&gt;. Задачи составлены людьми с контролем качества; частота ошибок в эталонных ответах не превышает 2 % [10]. GSM8K выступает в роли «лёгкого» бенчмарка [3].</w:t>
+      </w:r>
+    </w:p>
+    <w:p>
+      <w:pPr>
+        <w:ind w:firstLine="709"/>
+        <w:jc w:val="both"/>
       </w:pPr>
       <w:r>
         <w:rPr>
@@ -8093,7 +9090,50 @@
           <w:bCs/>
         </w:rPr>
         <w:lastRenderedPageBreak/>
-        <w:t>4 РЕАЛИЗАЦИЯ</w:t>
+        <w:t>MATH-500</w:t>
+      </w:r>
+      <w:r>
+        <w:t xml:space="preserve"> — подмножество из 500 задач бенчмарка MATH [11], сформированное в работе </w:t>
+      </w:r>
+      <w:proofErr w:type="spellStart"/>
+      <w:r>
+        <w:t>Lightman</w:t>
+      </w:r>
+      <w:proofErr w:type="spellEnd"/>
+      <w:r>
+        <w:t xml:space="preserve"> </w:t>
+      </w:r>
+      <w:proofErr w:type="spellStart"/>
+      <w:r>
+        <w:t>et</w:t>
+      </w:r>
+      <w:proofErr w:type="spellEnd"/>
+      <w:r>
+        <w:t xml:space="preserve"> </w:t>
+      </w:r>
+      <w:proofErr w:type="spellStart"/>
+      <w:r>
+        <w:t>al</w:t>
+      </w:r>
+      <w:proofErr w:type="spellEnd"/>
+      <w:r>
+        <w:t xml:space="preserve">. [12]. Задачи охватывают 7 тем и 5 уровней сложности. Ответ записан в формате </w:t>
+      </w:r>
+      <w:proofErr w:type="spellStart"/>
+      <w:r>
+        <w:t>LaTeX</w:t>
+      </w:r>
+      <w:proofErr w:type="spellEnd"/>
+      <w:r>
+        <w:t>: \</w:t>
+      </w:r>
+      <w:proofErr w:type="spellStart"/>
+      <w:r>
+        <w:t>boxed</w:t>
+      </w:r>
+      <w:proofErr w:type="spellEnd"/>
+      <w:r>
+        <w:t>{&lt;ответ&gt;}. Ответы могут содержать дроби, корни, интервалы. MATH-500 выступает в роли «сложного» бенчмарка [3, 12].</w:t>
       </w:r>
     </w:p>
     <w:p>
@@ -8106,1204 +9146,132 @@
           <w:b/>
           <w:bCs/>
         </w:rPr>
-        <w:t xml:space="preserve">4.1 Архитектура </w:t>
-      </w:r>
-      <w:proofErr w:type="spellStart"/>
+        <w:t>4.3 Протокол извлечения и сравнения ответов</w:t>
+      </w:r>
+    </w:p>
+    <w:p>
+      <w:pPr>
+        <w:spacing w:before="200" w:after="120"/>
+        <w:ind w:firstLine="709"/>
+        <w:jc w:val="both"/>
+      </w:pPr>
+      <w:r>
+        <w:t xml:space="preserve">Для автоматической оценки необходимо извлечь ответ из сгенерированного текста и сравнить его с эталоном. Модели обучаются на задачах </w:t>
+      </w:r>
+      <w:r>
+        <w:t xml:space="preserve">конкурсного </w:t>
+      </w:r>
+      <w:r>
+        <w:t>уровня</w:t>
+      </w:r>
+      <w:r>
+        <w:t xml:space="preserve"> из OpenR1-Math-220k (раздел 4.2), а оцениваются на двух независимых тестовых наборах: GSM8K </w:t>
+      </w:r>
+      <w:proofErr w:type="spellStart"/>
+      <w:r>
+        <w:t>test</w:t>
+      </w:r>
+      <w:proofErr w:type="spellEnd"/>
+      <w:r>
+        <w:t xml:space="preserve"> (1319 задач школьной математики) и MATH-500 (500 олимпиадных задач). Протокол извлечения ответа различается для двух бенчмарков.</w:t>
+      </w:r>
+    </w:p>
+    <w:p>
+      <w:pPr>
+        <w:spacing w:before="200" w:after="120"/>
+        <w:ind w:firstLine="709"/>
+        <w:jc w:val="both"/>
+      </w:pPr>
       <w:r>
         <w:rPr>
           <w:b/>
           <w:bCs/>
         </w:rPr>
-        <w:t>пайплайна</w:t>
-      </w:r>
-      <w:proofErr w:type="spellEnd"/>
-    </w:p>
-    <w:p>
-      <w:pPr>
-        <w:ind w:firstLine="709"/>
-        <w:jc w:val="both"/>
-      </w:pPr>
-      <w:proofErr w:type="spellStart"/>
-      <w:r>
-        <w:t>Пайплайн</w:t>
-      </w:r>
-      <w:proofErr w:type="spellEnd"/>
-      <w:r>
-        <w:t xml:space="preserve"> организован как Python-пакет </w:t>
-      </w:r>
-      <w:proofErr w:type="spellStart"/>
-      <w:r>
-        <w:t>rscaling</w:t>
-      </w:r>
-      <w:proofErr w:type="spellEnd"/>
-      <w:r>
-        <w:t xml:space="preserve"> с трёхслойной архитектурой. Разделение на слои обеспечивает независимость компонентов: изменения в модуле SFT не затрагивают модули </w:t>
-      </w:r>
-      <w:proofErr w:type="spellStart"/>
-      <w:r>
-        <w:t>инференса</w:t>
-      </w:r>
-      <w:proofErr w:type="spellEnd"/>
-      <w:r>
-        <w:t xml:space="preserve"> или оценки. Модули внутри одного слоя не зависят друг от друга; все связи между слоями явно видны только в ноутбуках.</w:t>
-      </w:r>
-    </w:p>
-    <w:p>
-      <w:pPr>
-        <w:ind w:firstLine="709"/>
-        <w:jc w:val="both"/>
-      </w:pPr>
-      <w:r>
-        <w:t xml:space="preserve">Слой 0 </w:t>
-      </w:r>
-      <w:proofErr w:type="gramStart"/>
-      <w:r>
-        <w:t xml:space="preserve">- </w:t>
-      </w:r>
-      <w:r>
-        <w:t xml:space="preserve"> утилиты</w:t>
-      </w:r>
-      <w:proofErr w:type="gramEnd"/>
-      <w:r>
-        <w:t xml:space="preserve"> без зависимостей от остальных модулей: </w:t>
-      </w:r>
-      <w:proofErr w:type="spellStart"/>
-      <w:r>
-        <w:t>parsing</w:t>
-      </w:r>
-      <w:proofErr w:type="spellEnd"/>
-      <w:r>
-        <w:t xml:space="preserve"> (извлечение ответов из текста) и </w:t>
-      </w:r>
-      <w:proofErr w:type="spellStart"/>
-      <w:r>
-        <w:t>flops</w:t>
-      </w:r>
-      <w:proofErr w:type="spellEnd"/>
-      <w:r>
-        <w:t xml:space="preserve"> (расчёт вычислительных затрат).</w:t>
-      </w:r>
-    </w:p>
-    <w:p>
-      <w:pPr>
-        <w:ind w:firstLine="709"/>
-        <w:jc w:val="both"/>
-      </w:pPr>
-      <w:r>
-        <w:t xml:space="preserve">Слой 1 </w:t>
-      </w:r>
-      <w:proofErr w:type="gramStart"/>
-      <w:r>
-        <w:t xml:space="preserve">- </w:t>
-      </w:r>
-      <w:r>
-        <w:t xml:space="preserve"> управление</w:t>
-      </w:r>
-      <w:proofErr w:type="gramEnd"/>
-      <w:r>
-        <w:t xml:space="preserve"> экспериментами: </w:t>
-      </w:r>
-      <w:proofErr w:type="spellStart"/>
-      <w:r>
-        <w:t>runner</w:t>
-      </w:r>
-      <w:proofErr w:type="spellEnd"/>
-      <w:r>
-        <w:t xml:space="preserve"> (отслеживание статуса прогонов, возобновление после сбоев).</w:t>
-      </w:r>
-    </w:p>
-    <w:p>
-      <w:pPr>
-        <w:ind w:firstLine="709"/>
-        <w:jc w:val="both"/>
-        <w:rPr>
-          <w:lang w:val="en-US"/>
-        </w:rPr>
-      </w:pPr>
-      <w:r>
-        <w:t>Слой</w:t>
-      </w:r>
-      <w:r>
-        <w:rPr>
-          <w:lang w:val="en-US"/>
-        </w:rPr>
-        <w:t xml:space="preserve"> 2 </w:t>
-      </w:r>
-      <w:proofErr w:type="gramStart"/>
-      <w:r>
-        <w:rPr>
-          <w:lang w:val="en-US"/>
-        </w:rPr>
-        <w:t xml:space="preserve">- </w:t>
-      </w:r>
-      <w:r>
-        <w:rPr>
-          <w:lang w:val="en-US"/>
-        </w:rPr>
-        <w:t xml:space="preserve"> </w:t>
-      </w:r>
-      <w:r>
-        <w:t>изолированные</w:t>
-      </w:r>
-      <w:proofErr w:type="gramEnd"/>
-      <w:r>
-        <w:rPr>
-          <w:lang w:val="en-US"/>
-        </w:rPr>
-        <w:t xml:space="preserve"> </w:t>
-      </w:r>
-      <w:r>
-        <w:t>действия</w:t>
-      </w:r>
-      <w:r>
-        <w:rPr>
-          <w:lang w:val="en-US"/>
-        </w:rPr>
-        <w:t xml:space="preserve">: </w:t>
-      </w:r>
-      <w:proofErr w:type="spellStart"/>
-      <w:r>
-        <w:rPr>
-          <w:lang w:val="en-US"/>
-        </w:rPr>
-        <w:t>sft</w:t>
-      </w:r>
-      <w:proofErr w:type="spellEnd"/>
-      <w:r>
-        <w:rPr>
-          <w:lang w:val="en-US"/>
-        </w:rPr>
-        <w:t xml:space="preserve">, </w:t>
-      </w:r>
-      <w:proofErr w:type="spellStart"/>
-      <w:r>
-        <w:rPr>
-          <w:lang w:val="en-US"/>
-        </w:rPr>
-        <w:t>grpo</w:t>
-      </w:r>
-      <w:proofErr w:type="spellEnd"/>
-      <w:r>
-        <w:rPr>
-          <w:lang w:val="en-US"/>
-        </w:rPr>
-        <w:t>, inference, evaluate, analysis.</w:t>
-      </w:r>
-    </w:p>
-    <w:p>
-      <w:pPr>
-        <w:ind w:firstLine="709"/>
-        <w:jc w:val="both"/>
-      </w:pPr>
-      <w:r>
-        <w:t xml:space="preserve">Точки входа — шесть ноутбуков: 00_setup (окружение, модели, тесты), 01_data_prep (подготовка данных и </w:t>
-      </w:r>
-      <w:proofErr w:type="spellStart"/>
-      <w:r>
-        <w:t>б</w:t>
-      </w:r>
-      <w:r>
-        <w:t>а</w:t>
-      </w:r>
-      <w:r>
-        <w:t>злайн</w:t>
-      </w:r>
-      <w:proofErr w:type="spellEnd"/>
-      <w:r>
-        <w:t xml:space="preserve">), 02_sft (36 прогонов дообучения), </w:t>
-      </w:r>
-      <w:r>
-        <w:t>03_grpo (выбор лучших моделей, слияние SFT-адаптера с базовыми весами и GRPO)</w:t>
-      </w:r>
-      <w:r>
-        <w:t xml:space="preserve">, </w:t>
-      </w:r>
-      <w:r>
-        <w:t>04_inference (генерация и стратегии агрегации), 05_analysis (Парето-фронт и графики).</w:t>
-      </w:r>
-    </w:p>
-    <w:p>
-      <w:pPr>
-        <w:ind w:firstLine="709"/>
-        <w:jc w:val="both"/>
-      </w:pPr>
-      <w:r>
-        <w:t xml:space="preserve">На этапе </w:t>
-      </w:r>
-      <w:proofErr w:type="spellStart"/>
-      <w:r>
-        <w:t>инференса</w:t>
-      </w:r>
-      <w:proofErr w:type="spellEnd"/>
-      <w:r>
-        <w:t xml:space="preserve"> генерации кэшируются: для каждой модели и каждой тестовой задачи n решений генерируются один раз и сохраняются. Все три стратегии агрегации применяются к одному и тому же набору генераций. Это гарантирует, что различия в точности между стратегиями объясняются только методом агрегации, а не случайностью генерации.</w:t>
-      </w:r>
-    </w:p>
-    <w:p>
-      <w:pPr>
-        <w:ind w:firstLine="709"/>
-        <w:jc w:val="both"/>
-      </w:pPr>
-      <w:r>
-        <w:t>Ноутбуки запускаются последовательно, с ручным контролем между этапами. Статус каждого прогона (завершён, выполняется, ошибка) отслеживается автоматически и сохраняется в JSON, что позволяет возобновить работу после сбоя.</w:t>
-      </w:r>
-    </w:p>
-    <w:p>
-      <w:pPr>
-        <w:ind w:firstLine="709"/>
-        <w:jc w:val="both"/>
-      </w:pPr>
-      <w:r>
-        <w:t xml:space="preserve">Конфигурации хранятся в YAML-файлах, результаты — в JSON. </w:t>
-      </w:r>
-      <w:r>
-        <w:t xml:space="preserve">Модуль </w:t>
-      </w:r>
-      <w:proofErr w:type="spellStart"/>
-      <w:r>
-        <w:t>parsing</w:t>
-      </w:r>
-      <w:proofErr w:type="spellEnd"/>
-      <w:r>
-        <w:t xml:space="preserve"> покрывается набором тестов на краевые случаи (отрицательные числа, дроби, отсутствие маркера ответа, вложенные скобки в </w:t>
-      </w:r>
-      <w:proofErr w:type="spellStart"/>
-      <w:r>
-        <w:lastRenderedPageBreak/>
-        <w:t>LaTeX</w:t>
-      </w:r>
-      <w:proofErr w:type="spellEnd"/>
-      <w:r>
-        <w:t xml:space="preserve"> и др.) перед запуском экспериментов. </w:t>
-      </w:r>
-      <w:r>
-        <w:t xml:space="preserve">Код, конфигурации и результаты размещены в открытом репозитории на </w:t>
-      </w:r>
-      <w:proofErr w:type="spellStart"/>
-      <w:r>
-        <w:t>GitHub</w:t>
-      </w:r>
-      <w:proofErr w:type="spellEnd"/>
-      <w:r>
-        <w:t>.</w:t>
+        <w:t>GSM8K</w:t>
+      </w:r>
+      <w:r>
+        <w:t>. Эталонный ответ извлекается из датасета по маркеру ####. Поскольку модель обучена завершать решение в формате \</w:t>
+      </w:r>
+      <w:proofErr w:type="spellStart"/>
+      <w:r>
+        <w:t>boxed</w:t>
+      </w:r>
+      <w:proofErr w:type="spellEnd"/>
+      <w:r>
+        <w:t>{} (в силу PROMPT_SUFFIX), предсказания извлекаются из \</w:t>
+      </w:r>
+      <w:proofErr w:type="spellStart"/>
+      <w:r>
+        <w:t>boxed</w:t>
+      </w:r>
+      <w:proofErr w:type="spellEnd"/>
+      <w:r>
+        <w:t>{}. Сравнение выполняется числовым компаратором: запятые удаляются, строки приводятся к числу. Алгоритм следует логике оригинального скрипта оценки [10].</w:t>
       </w:r>
     </w:p>
     <w:p>
       <w:pPr>
         <w:spacing w:before="200" w:after="120"/>
         <w:ind w:firstLine="709"/>
+        <w:jc w:val="both"/>
       </w:pPr>
       <w:r>
         <w:rPr>
           <w:b/>
           <w:bCs/>
         </w:rPr>
-        <w:t>4.2 Данные</w:t>
-      </w:r>
-    </w:p>
-    <w:p>
-      <w:pPr>
-        <w:ind w:firstLine="709"/>
-        <w:jc w:val="both"/>
-      </w:pPr>
-      <w:r>
-        <w:rPr>
-          <w:b/>
-          <w:bCs/>
-        </w:rPr>
-        <w:t>OpenR1-Math-220k</w:t>
-      </w:r>
-      <w:r>
-        <w:t xml:space="preserve"> </w:t>
-      </w:r>
-      <w:r>
-        <w:t>это</w:t>
-      </w:r>
-      <w:r>
-        <w:t xml:space="preserve"> обучающий датасет, опубликованный сообществом Open-R1 на платформе </w:t>
-      </w:r>
-      <w:proofErr w:type="spellStart"/>
-      <w:r>
-        <w:t>HuggingFace</w:t>
-      </w:r>
-      <w:proofErr w:type="spellEnd"/>
-      <w:r>
-        <w:t xml:space="preserve">. В работе используется </w:t>
-      </w:r>
-      <w:proofErr w:type="spellStart"/>
-      <w:r>
-        <w:t>split</w:t>
-      </w:r>
-      <w:proofErr w:type="spellEnd"/>
-      <w:r>
-        <w:t xml:space="preserve"> </w:t>
-      </w:r>
-      <w:proofErr w:type="spellStart"/>
-      <w:r>
-        <w:t>default</w:t>
-      </w:r>
-      <w:proofErr w:type="spellEnd"/>
-      <w:r>
-        <w:t>, содержащий около 94 тысяч задач. Каждый пример включает следующие поля:</w:t>
-      </w:r>
-    </w:p>
-    <w:p>
-      <w:pPr>
-        <w:ind w:firstLine="709"/>
-        <w:jc w:val="both"/>
-      </w:pPr>
-      <w:r>
-        <w:t xml:space="preserve"> </w:t>
-      </w:r>
-      <w:proofErr w:type="spellStart"/>
-      <w:r>
-        <w:t>problem</w:t>
-      </w:r>
-      <w:proofErr w:type="spellEnd"/>
-      <w:r>
-        <w:t xml:space="preserve"> </w:t>
-      </w:r>
-      <w:r>
-        <w:t>-</w:t>
-      </w:r>
-      <w:r>
-        <w:t xml:space="preserve"> условие задачи на естественном языке;</w:t>
-      </w:r>
-    </w:p>
-    <w:p>
-      <w:pPr>
-        <w:ind w:firstLine="709"/>
-        <w:jc w:val="both"/>
-      </w:pPr>
-      <w:r>
-        <w:t xml:space="preserve"> </w:t>
-      </w:r>
-      <w:proofErr w:type="spellStart"/>
-      <w:r>
-        <w:t>solution</w:t>
-      </w:r>
-      <w:proofErr w:type="spellEnd"/>
-      <w:r>
-        <w:t xml:space="preserve"> </w:t>
-      </w:r>
-      <w:r>
-        <w:t>-</w:t>
-      </w:r>
-      <w:r>
-        <w:t xml:space="preserve"> эталонное решение;</w:t>
-      </w:r>
-    </w:p>
-    <w:p>
-      <w:pPr>
-        <w:ind w:firstLine="709"/>
-        <w:jc w:val="both"/>
-      </w:pPr>
-      <w:r>
-        <w:t xml:space="preserve"> </w:t>
-      </w:r>
-      <w:proofErr w:type="spellStart"/>
-      <w:r>
-        <w:t>answer</w:t>
-      </w:r>
-      <w:proofErr w:type="spellEnd"/>
-      <w:r>
-        <w:t xml:space="preserve"> </w:t>
-      </w:r>
-      <w:r>
-        <w:t>-</w:t>
-      </w:r>
-      <w:r>
-        <w:t xml:space="preserve"> финальный ответ;</w:t>
-      </w:r>
-    </w:p>
-    <w:p>
-      <w:pPr>
-        <w:ind w:firstLine="709"/>
-        <w:jc w:val="both"/>
-        <w:rPr>
-          <w:lang w:val="en-US"/>
-        </w:rPr>
-      </w:pPr>
-      <w:r>
-        <w:t xml:space="preserve"> </w:t>
-      </w:r>
-      <w:proofErr w:type="spellStart"/>
-      <w:r>
-        <w:rPr>
-          <w:lang w:val="en-US"/>
-        </w:rPr>
-        <w:t>problem_type</w:t>
-      </w:r>
-      <w:proofErr w:type="spellEnd"/>
-      <w:r>
-        <w:rPr>
-          <w:lang w:val="en-US"/>
-        </w:rPr>
-        <w:t xml:space="preserve"> </w:t>
-      </w:r>
-      <w:r>
-        <w:rPr>
-          <w:lang w:val="en-US"/>
-        </w:rPr>
-        <w:t>-</w:t>
-      </w:r>
-      <w:r>
-        <w:rPr>
-          <w:lang w:val="en-US"/>
-        </w:rPr>
-        <w:t xml:space="preserve"> </w:t>
-      </w:r>
-      <w:r>
-        <w:t>раздел</w:t>
-      </w:r>
-      <w:r>
-        <w:rPr>
-          <w:lang w:val="en-US"/>
-        </w:rPr>
-        <w:t xml:space="preserve"> </w:t>
-      </w:r>
-      <w:r>
-        <w:t>математики</w:t>
-      </w:r>
-      <w:r>
-        <w:rPr>
-          <w:lang w:val="en-US"/>
-        </w:rPr>
-        <w:t xml:space="preserve"> (Algebra, Number Theory </w:t>
-      </w:r>
-      <w:r>
-        <w:t>и</w:t>
-      </w:r>
-      <w:r>
-        <w:rPr>
-          <w:lang w:val="en-US"/>
-        </w:rPr>
-        <w:t xml:space="preserve"> </w:t>
-      </w:r>
-      <w:proofErr w:type="spellStart"/>
-      <w:r>
-        <w:t>др</w:t>
-      </w:r>
-      <w:proofErr w:type="spellEnd"/>
-      <w:r>
-        <w:rPr>
-          <w:lang w:val="en-US"/>
-        </w:rPr>
-        <w:t>.);</w:t>
-      </w:r>
-    </w:p>
-    <w:p>
-      <w:pPr>
-        <w:ind w:firstLine="709"/>
-        <w:jc w:val="both"/>
-        <w:rPr>
-          <w:lang w:val="en-US"/>
-        </w:rPr>
-      </w:pPr>
-      <w:r>
-        <w:rPr>
-          <w:lang w:val="en-US"/>
-        </w:rPr>
-        <w:t xml:space="preserve"> </w:t>
-      </w:r>
-      <w:proofErr w:type="spellStart"/>
-      <w:r>
-        <w:rPr>
-          <w:lang w:val="en-US"/>
-        </w:rPr>
-        <w:t>question_type</w:t>
-      </w:r>
-      <w:proofErr w:type="spellEnd"/>
-      <w:r>
-        <w:rPr>
-          <w:lang w:val="en-US"/>
-        </w:rPr>
-        <w:t xml:space="preserve"> </w:t>
-      </w:r>
-      <w:r>
-        <w:rPr>
-          <w:lang w:val="en-US"/>
-        </w:rPr>
-        <w:t>-</w:t>
-      </w:r>
-      <w:r>
-        <w:rPr>
-          <w:lang w:val="en-US"/>
-        </w:rPr>
-        <w:t xml:space="preserve"> </w:t>
-      </w:r>
-      <w:r>
-        <w:t>тип</w:t>
-      </w:r>
-      <w:r>
-        <w:rPr>
-          <w:lang w:val="en-US"/>
-        </w:rPr>
-        <w:t xml:space="preserve"> </w:t>
-      </w:r>
-      <w:r>
-        <w:t>задачи</w:t>
-      </w:r>
-      <w:r>
-        <w:rPr>
-          <w:lang w:val="en-US"/>
-        </w:rPr>
-        <w:t xml:space="preserve"> (math-word-problem </w:t>
-      </w:r>
-      <w:r>
-        <w:t>и</w:t>
-      </w:r>
-      <w:r>
-        <w:rPr>
-          <w:lang w:val="en-US"/>
-        </w:rPr>
-        <w:t xml:space="preserve"> </w:t>
-      </w:r>
-      <w:proofErr w:type="spellStart"/>
-      <w:r>
-        <w:t>др</w:t>
-      </w:r>
-      <w:proofErr w:type="spellEnd"/>
-      <w:r>
-        <w:rPr>
-          <w:lang w:val="en-US"/>
-        </w:rPr>
-        <w:t>.);</w:t>
-      </w:r>
-    </w:p>
-    <w:p>
-      <w:pPr>
-        <w:ind w:firstLine="709"/>
-        <w:jc w:val="both"/>
-        <w:rPr>
-          <w:lang w:val="en-US"/>
-        </w:rPr>
-      </w:pPr>
-      <w:r>
-        <w:rPr>
-          <w:lang w:val="en-US"/>
-        </w:rPr>
-        <w:t xml:space="preserve"> source </w:t>
-      </w:r>
-      <w:r>
-        <w:rPr>
-          <w:lang w:val="en-US"/>
-        </w:rPr>
-        <w:t>-</w:t>
-      </w:r>
-      <w:r>
-        <w:rPr>
-          <w:lang w:val="en-US"/>
-        </w:rPr>
-        <w:t xml:space="preserve"> </w:t>
-      </w:r>
-      <w:r>
-        <w:rPr>
-          <w:highlight w:val="lightGray"/>
-          <w:lang w:val="en-US"/>
-        </w:rPr>
-        <w:t xml:space="preserve">source — </w:t>
-      </w:r>
-      <w:r>
-        <w:rPr>
-          <w:highlight w:val="lightGray"/>
-        </w:rPr>
-        <w:t>источник</w:t>
-      </w:r>
-      <w:r>
-        <w:rPr>
-          <w:highlight w:val="lightGray"/>
-          <w:lang w:val="en-US"/>
-        </w:rPr>
-        <w:t xml:space="preserve"> </w:t>
-      </w:r>
-      <w:r>
-        <w:rPr>
-          <w:highlight w:val="lightGray"/>
-        </w:rPr>
-        <w:t>задачи</w:t>
-      </w:r>
-      <w:r>
-        <w:rPr>
-          <w:highlight w:val="lightGray"/>
-          <w:lang w:val="en-US"/>
-        </w:rPr>
-        <w:t xml:space="preserve"> (</w:t>
-      </w:r>
-      <w:proofErr w:type="spellStart"/>
-      <w:r>
-        <w:rPr>
-          <w:highlight w:val="lightGray"/>
-          <w:lang w:val="en-US"/>
-        </w:rPr>
-        <w:t>olympiads</w:t>
-      </w:r>
-      <w:proofErr w:type="spellEnd"/>
-      <w:r>
-        <w:rPr>
-          <w:highlight w:val="lightGray"/>
-          <w:lang w:val="en-US"/>
-        </w:rPr>
-        <w:t xml:space="preserve">, </w:t>
-      </w:r>
-      <w:proofErr w:type="spellStart"/>
-      <w:r>
-        <w:rPr>
-          <w:highlight w:val="lightGray"/>
-          <w:lang w:val="en-US"/>
-        </w:rPr>
-        <w:t>cn_contest</w:t>
-      </w:r>
-      <w:proofErr w:type="spellEnd"/>
-      <w:r>
-        <w:rPr>
-          <w:highlight w:val="lightGray"/>
-          <w:lang w:val="en-US"/>
-        </w:rPr>
-        <w:t xml:space="preserve">, </w:t>
-      </w:r>
-      <w:proofErr w:type="spellStart"/>
-      <w:r>
-        <w:rPr>
-          <w:highlight w:val="lightGray"/>
-          <w:lang w:val="en-US"/>
-        </w:rPr>
-        <w:t>aops_forum</w:t>
-      </w:r>
-      <w:proofErr w:type="spellEnd"/>
-      <w:r>
-        <w:rPr>
-          <w:highlight w:val="lightGray"/>
-          <w:lang w:val="en-US"/>
-        </w:rPr>
-        <w:t xml:space="preserve">, </w:t>
-      </w:r>
-      <w:proofErr w:type="spellStart"/>
-      <w:r>
-        <w:rPr>
-          <w:highlight w:val="lightGray"/>
-          <w:lang w:val="en-US"/>
-        </w:rPr>
-        <w:t>amc_aime</w:t>
-      </w:r>
-      <w:proofErr w:type="spellEnd"/>
-      <w:r>
-        <w:rPr>
-          <w:highlight w:val="lightGray"/>
-          <w:lang w:val="en-US"/>
-        </w:rPr>
-        <w:t xml:space="preserve"> </w:t>
-      </w:r>
-      <w:r>
-        <w:rPr>
-          <w:highlight w:val="lightGray"/>
-        </w:rPr>
-        <w:t>и</w:t>
-      </w:r>
-      <w:r>
-        <w:rPr>
-          <w:highlight w:val="lightGray"/>
-          <w:lang w:val="en-US"/>
-        </w:rPr>
-        <w:t xml:space="preserve"> </w:t>
-      </w:r>
-      <w:proofErr w:type="spellStart"/>
-      <w:r>
-        <w:rPr>
-          <w:highlight w:val="lightGray"/>
-        </w:rPr>
-        <w:t>др</w:t>
-      </w:r>
-      <w:proofErr w:type="spellEnd"/>
-      <w:r>
-        <w:rPr>
-          <w:highlight w:val="lightGray"/>
-          <w:lang w:val="en-US"/>
-        </w:rPr>
-        <w:t>.)</w:t>
-      </w:r>
-      <w:r>
-        <w:rPr>
-          <w:highlight w:val="lightGray"/>
-          <w:lang w:val="en-US"/>
-        </w:rPr>
-        <w:t>;</w:t>
-      </w:r>
-    </w:p>
-    <w:p>
-      <w:pPr>
-        <w:ind w:firstLine="709"/>
-        <w:jc w:val="both"/>
-      </w:pPr>
-      <w:r>
-        <w:rPr>
-          <w:lang w:val="en-US"/>
-        </w:rPr>
-        <w:t xml:space="preserve"> </w:t>
-      </w:r>
-      <w:proofErr w:type="spellStart"/>
-      <w:r>
-        <w:t>generations</w:t>
-      </w:r>
-      <w:proofErr w:type="spellEnd"/>
-      <w:r>
-        <w:t xml:space="preserve"> </w:t>
-      </w:r>
-      <w:r>
-        <w:t>-</w:t>
-      </w:r>
-      <w:r>
-        <w:t xml:space="preserve"> список решений от DeepSeek-R1-671B, обрамлённых тегами &lt;</w:t>
-      </w:r>
-      <w:proofErr w:type="spellStart"/>
-      <w:r>
-        <w:t>think</w:t>
-      </w:r>
-      <w:proofErr w:type="spellEnd"/>
-      <w:r>
-        <w:t>&gt;...&lt;/</w:t>
-      </w:r>
-      <w:proofErr w:type="spellStart"/>
-      <w:r>
-        <w:t>think</w:t>
-      </w:r>
-      <w:proofErr w:type="spellEnd"/>
-      <w:r>
-        <w:t>&gt;, содержащих пошаговое рассуждение;</w:t>
-      </w:r>
-    </w:p>
-    <w:p>
-      <w:pPr>
-        <w:ind w:firstLine="709"/>
-        <w:jc w:val="both"/>
-      </w:pPr>
-      <w:r>
-        <w:t xml:space="preserve"> </w:t>
-      </w:r>
-      <w:proofErr w:type="spellStart"/>
-      <w:r>
-        <w:t>correctness_math_verify</w:t>
-      </w:r>
-      <w:proofErr w:type="spellEnd"/>
-      <w:r>
-        <w:t xml:space="preserve"> </w:t>
-      </w:r>
-      <w:r>
-        <w:t>-</w:t>
-      </w:r>
-      <w:r>
-        <w:t xml:space="preserve"> результат автоматической проверки корректности для каждой генерации;</w:t>
-      </w:r>
-    </w:p>
-    <w:p>
-      <w:pPr>
-        <w:ind w:firstLine="709"/>
-        <w:jc w:val="both"/>
-      </w:pPr>
-      <w:r>
-        <w:t xml:space="preserve"> </w:t>
-      </w:r>
-      <w:proofErr w:type="spellStart"/>
-      <w:r>
-        <w:t>correctness_count</w:t>
-      </w:r>
-      <w:proofErr w:type="spellEnd"/>
-      <w:r>
-        <w:t xml:space="preserve"> </w:t>
-      </w:r>
-      <w:r>
-        <w:t>-</w:t>
-      </w:r>
-      <w:r>
-        <w:t xml:space="preserve"> число корректных генераций из предложенных.</w:t>
-      </w:r>
-    </w:p>
-    <w:p>
-      <w:pPr>
-        <w:ind w:firstLine="709"/>
-        <w:jc w:val="both"/>
-      </w:pPr>
-      <w:r>
-        <w:t>Для каждой задачи берётся одно решение с подтверждённой корректностью</w:t>
-      </w:r>
-      <w:r>
-        <w:t xml:space="preserve">. </w:t>
-      </w:r>
-      <w:proofErr w:type="spellStart"/>
-      <w:r>
-        <w:t>Default</w:t>
-      </w:r>
-      <w:proofErr w:type="spellEnd"/>
-      <w:r>
-        <w:t xml:space="preserve"> </w:t>
-      </w:r>
-      <w:proofErr w:type="spellStart"/>
-      <w:r>
-        <w:t>split</w:t>
-      </w:r>
-      <w:proofErr w:type="spellEnd"/>
-      <w:r>
-        <w:t xml:space="preserve"> датасета OpenR1-Math-220k содержит задачи конкурсного и олимпиадного уровня. Фильтрация по полю </w:t>
-      </w:r>
-      <w:proofErr w:type="spellStart"/>
-      <w:r>
-        <w:t>source</w:t>
-      </w:r>
-      <w:proofErr w:type="spellEnd"/>
-      <w:r>
-        <w:t xml:space="preserve"> не применяется, поскольку все источники относятся к конкурсной математике. Защита от утечки тестовых данных обеспечивается </w:t>
-      </w:r>
-      <w:proofErr w:type="spellStart"/>
-      <w:r>
-        <w:t>дедупликацией</w:t>
-      </w:r>
-      <w:proofErr w:type="spellEnd"/>
-      <w:r>
-        <w:t xml:space="preserve"> по 13-gram </w:t>
-      </w:r>
-      <w:proofErr w:type="spellStart"/>
-      <w:r>
-        <w:t>containment</w:t>
-      </w:r>
-      <w:proofErr w:type="spellEnd"/>
-      <w:r>
-        <w:t xml:space="preserve"> (раздел 4.2). Полный список источников и их объёмы приводятся в главе 5</w:t>
-      </w:r>
-      <w:r>
-        <w:t>.</w:t>
-      </w:r>
-      <w:r>
-        <w:t xml:space="preserve"> </w:t>
-      </w:r>
-    </w:p>
-    <w:p>
-      <w:pPr>
-        <w:ind w:firstLine="709"/>
-        <w:jc w:val="both"/>
-      </w:pPr>
-      <w:r>
-        <w:t xml:space="preserve">Подмножества формируются случайной выборкой с фиксированным начальным состоянием генератора для воспроизводимости. Подмножества вложенные: выборка на 1000 примеров содержит все задачи из выборки на 500 </w:t>
+        <w:t>MATH</w:t>
+      </w:r>
+      <w:r>
+        <w:t>. Из текста извлекается содержимое последнего \</w:t>
+      </w:r>
+      <w:proofErr w:type="spellStart"/>
+      <w:r>
+        <w:t>boxed</w:t>
+      </w:r>
+      <w:proofErr w:type="spellEnd"/>
+      <w:r>
+        <w:t xml:space="preserve">{...} с учётом вложенных скобок — как для эталона, так и для предсказания. Перед сравнением обе строки нормализуются: дроби приводятся к единому формату, раскрываются сокращённые записи корней, удаляются единицы измерения и служебные команды </w:t>
+      </w:r>
+      <w:proofErr w:type="spellStart"/>
+      <w:r>
+        <w:t>LaTeX</w:t>
+      </w:r>
+      <w:proofErr w:type="spellEnd"/>
+      <w:r>
+        <w:t>. Нормализация воспроизводит логику из репозитория MATH [11].</w:t>
+      </w:r>
+    </w:p>
+    <w:p>
+      <w:pPr>
+        <w:spacing w:before="200" w:after="120"/>
+        <w:ind w:firstLine="709"/>
+        <w:jc w:val="both"/>
+      </w:pPr>
+      <w:r>
+        <w:t xml:space="preserve">Доверительные интервалы. Точность на конечном тестовом наборе является случайной величиной: при другом составе задач результат был бы иным. Для оценки этой неопределённости используется </w:t>
+      </w:r>
+      <w:proofErr w:type="spellStart"/>
+      <w:r>
+        <w:t>бутстрап</w:t>
+      </w:r>
+      <w:proofErr w:type="spellEnd"/>
+      <w:r>
+        <w:t xml:space="preserve">. Из набора результатов (верно/неверно по каждой задаче) формируются 10 000 выборок с </w:t>
       </w:r>
       <w:r>
         <w:lastRenderedPageBreak/>
-        <w:t>плюс дополнительные. Это позволяет наблюдать чистый эффект увеличения объёма данных при построении кривой обучения. Объёмы подмножеств: 500, 1000, 2000, 5000. Дополнительно применяется фильтрация по длине цепочки рассуждений (2048, 4096, 8192 токенов): решения длиннее порогового значения отбрасываются.</w:t>
-      </w:r>
-    </w:p>
-    <w:p>
-      <w:pPr>
-        <w:ind w:firstLine="709"/>
-        <w:jc w:val="both"/>
-      </w:pPr>
-      <w:r>
-        <w:t xml:space="preserve">Проверка на утечки выполняется для каждой пары «обучающая задача </w:t>
-      </w:r>
-      <w:r>
-        <w:t>-</w:t>
-      </w:r>
-      <w:r>
-        <w:t xml:space="preserve"> тестовая задача» по следующему алгоритму. Тексты условий нормализуются: приводятся к нижнему регистру, удаляются лишние пробелы, знаки препинания и </w:t>
-      </w:r>
-      <w:proofErr w:type="spellStart"/>
-      <w:r>
-        <w:t>LaTeX</w:t>
-      </w:r>
-      <w:proofErr w:type="spellEnd"/>
-      <w:r>
-        <w:t xml:space="preserve">-обёртки. Для нормализованных текстов строятся множества всех последовательностей из 13 слов подряд (13-грамм). </w:t>
-      </w:r>
-      <w:proofErr w:type="spellStart"/>
-      <w:r>
-        <w:t>Containment</w:t>
-      </w:r>
-      <w:proofErr w:type="spellEnd"/>
-      <w:r>
-        <w:t xml:space="preserve"> определяется как доля 13-грамм тестовой задачи, которые встречаются среди 13-грамм обучающей задачи. Выбор длины 13 следует методологии обнаружения контаминации, предложенной Brown </w:t>
-      </w:r>
-      <w:proofErr w:type="spellStart"/>
-      <w:r>
-        <w:t>et</w:t>
-      </w:r>
-      <w:proofErr w:type="spellEnd"/>
-      <w:r>
-        <w:t xml:space="preserve"> </w:t>
-      </w:r>
-      <w:proofErr w:type="spellStart"/>
-      <w:r>
-        <w:t>al</w:t>
-      </w:r>
-      <w:proofErr w:type="spellEnd"/>
-      <w:r>
-        <w:t xml:space="preserve">. [27]. Обучающие примеры с </w:t>
-      </w:r>
-      <w:proofErr w:type="spellStart"/>
-      <w:r>
-        <w:t>containment</w:t>
-      </w:r>
-      <w:proofErr w:type="spellEnd"/>
-      <w:r>
-        <w:t xml:space="preserve"> ≥ 0,5 относительно любой задачи из GSM8K </w:t>
-      </w:r>
-      <w:proofErr w:type="spellStart"/>
-      <w:r>
-        <w:t>test</w:t>
-      </w:r>
-      <w:proofErr w:type="spellEnd"/>
-      <w:r>
-        <w:t xml:space="preserve"> или MATH-500 исключаются из всех </w:t>
-      </w:r>
-      <w:proofErr w:type="spellStart"/>
-      <w:r>
-        <w:t>подвыборок</w:t>
-      </w:r>
-      <w:proofErr w:type="spellEnd"/>
-      <w:r>
-        <w:t xml:space="preserve">. Скрипт </w:t>
-      </w:r>
-      <w:proofErr w:type="spellStart"/>
-      <w:r>
-        <w:t>дедупликации</w:t>
-      </w:r>
-      <w:proofErr w:type="spellEnd"/>
-      <w:r>
-        <w:t xml:space="preserve"> сохраняет лог в формате JSON с указанием индексов совпавших пар и значений </w:t>
-      </w:r>
-      <w:proofErr w:type="spellStart"/>
-      <w:r>
-        <w:t>containment</w:t>
-      </w:r>
-      <w:proofErr w:type="spellEnd"/>
-      <w:r>
-        <w:t>. Число исключённых задач и примеры совпадений приводятся в разделе 5.1.</w:t>
-      </w:r>
-    </w:p>
-    <w:p>
-      <w:pPr>
-        <w:ind w:firstLine="709"/>
-        <w:jc w:val="both"/>
-      </w:pPr>
-      <w:r>
-        <w:t xml:space="preserve">Отдельно из общего пула формируется </w:t>
-      </w:r>
-      <w:proofErr w:type="spellStart"/>
-      <w:r>
-        <w:t>валидационная</w:t>
-      </w:r>
-      <w:proofErr w:type="spellEnd"/>
-      <w:r>
-        <w:t xml:space="preserve"> выборка </w:t>
-      </w:r>
-      <w:r>
-        <w:t>-</w:t>
-      </w:r>
-      <w:r>
-        <w:t xml:space="preserve"> фиксированный набор задач, не входящий ни в одну обучающую </w:t>
-      </w:r>
-      <w:proofErr w:type="spellStart"/>
-      <w:r>
-        <w:t>подвыборку</w:t>
-      </w:r>
-      <w:proofErr w:type="spellEnd"/>
-      <w:r>
-        <w:t xml:space="preserve"> и не пересекающийся с тестовыми наборами. </w:t>
-      </w:r>
-      <w:proofErr w:type="spellStart"/>
-      <w:r>
-        <w:t>Валидационная</w:t>
-      </w:r>
-      <w:proofErr w:type="spellEnd"/>
-      <w:r>
-        <w:t xml:space="preserve"> выборка используется для выбора лучшей SFT-модели (раздел 3.3).</w:t>
-      </w:r>
-    </w:p>
-    <w:p>
-      <w:pPr>
-        <w:ind w:firstLine="709"/>
-        <w:jc w:val="both"/>
-      </w:pPr>
-      <w:r>
-        <w:rPr>
-          <w:b/>
-          <w:bCs/>
-        </w:rPr>
-        <w:t xml:space="preserve">GSM8K </w:t>
-      </w:r>
-      <w:proofErr w:type="spellStart"/>
-      <w:r>
-        <w:rPr>
-          <w:b/>
-          <w:bCs/>
-        </w:rPr>
-        <w:t>test</w:t>
-      </w:r>
-      <w:proofErr w:type="spellEnd"/>
-      <w:r>
-        <w:t xml:space="preserve"> — контрольный набор из 1319 задач школьной математики уровня 2–8 класса [10]. Каждая задача решается за 2–8 шагов и требует только базовой арифметики. Ответ </w:t>
-      </w:r>
-      <w:r>
-        <w:t>-</w:t>
-      </w:r>
-      <w:r>
-        <w:t xml:space="preserve"> целое число, маркированное паттерном #### &lt;число&gt;. Задачи составлены людьми с контролем качества; частота ошибок в эталонных ответах не превышает 2 % [10]. GSM8K выступает в роли «лёгкого» бенчмарка [3].</w:t>
-      </w:r>
-    </w:p>
-    <w:p>
-      <w:pPr>
-        <w:ind w:firstLine="709"/>
-        <w:jc w:val="both"/>
-      </w:pPr>
-      <w:r>
-        <w:rPr>
-          <w:b/>
-          <w:bCs/>
-        </w:rPr>
-        <w:t>MATH-500</w:t>
-      </w:r>
-      <w:r>
-        <w:t xml:space="preserve"> — подмножество из 500 задач бенчмарка MATH [11], сформированное в работе </w:t>
-      </w:r>
-      <w:proofErr w:type="spellStart"/>
-      <w:r>
-        <w:t>Lightman</w:t>
-      </w:r>
-      <w:proofErr w:type="spellEnd"/>
-      <w:r>
-        <w:t xml:space="preserve"> </w:t>
-      </w:r>
-      <w:proofErr w:type="spellStart"/>
-      <w:r>
-        <w:t>et</w:t>
-      </w:r>
-      <w:proofErr w:type="spellEnd"/>
-      <w:r>
-        <w:t xml:space="preserve"> </w:t>
-      </w:r>
-      <w:proofErr w:type="spellStart"/>
-      <w:r>
-        <w:t>al</w:t>
-      </w:r>
-      <w:proofErr w:type="spellEnd"/>
-      <w:r>
-        <w:t xml:space="preserve">. [12]. Задачи охватывают 7 тем и 5 </w:t>
-      </w:r>
-      <w:r>
-        <w:lastRenderedPageBreak/>
-        <w:t xml:space="preserve">уровней сложности. Ответ записан в формате </w:t>
-      </w:r>
-      <w:proofErr w:type="spellStart"/>
-      <w:r>
-        <w:t>LaTeX</w:t>
-      </w:r>
-      <w:proofErr w:type="spellEnd"/>
-      <w:r>
-        <w:t>: \</w:t>
-      </w:r>
-      <w:proofErr w:type="spellStart"/>
-      <w:r>
-        <w:t>boxed</w:t>
-      </w:r>
-      <w:proofErr w:type="spellEnd"/>
-      <w:r>
-        <w:t>{&lt;ответ&gt;}. Ответы могут содержать дроби, корни, интервалы. MATH-500 выступает в роли «сложного» бенчмарка [3, 12].</w:t>
+        <w:t>возвращением, для каждой вычисляется точность. По полученному распределению строится 95%-й доверительный интервал.</w:t>
       </w:r>
     </w:p>
     <w:p>
       <w:pPr>
         <w:spacing w:before="200" w:after="120"/>
         <w:ind w:firstLine="709"/>
-      </w:pPr>
-      <w:r>
-        <w:rPr>
-          <w:b/>
-          <w:bCs/>
-        </w:rPr>
-        <w:t>4.3 Протокол извлечения и сравнения ответов</w:t>
-      </w:r>
-    </w:p>
-    <w:p>
-      <w:pPr>
-        <w:spacing w:before="200" w:after="120"/>
-        <w:ind w:firstLine="709"/>
-        <w:jc w:val="both"/>
-      </w:pPr>
-      <w:r>
-        <w:t xml:space="preserve">Для автоматической оценки необходимо извлечь ответ из сгенерированного текста и сравнить его с эталоном. Модели обучаются на задачах </w:t>
-      </w:r>
-      <w:r>
-        <w:t xml:space="preserve">конкурсного </w:t>
-      </w:r>
-      <w:r>
-        <w:t>уровня</w:t>
-      </w:r>
-      <w:r>
-        <w:t xml:space="preserve"> из OpenR1-Math-220k (раздел 4.2), а оцениваются на двух независимых тестовых наборах: GSM8K </w:t>
-      </w:r>
-      <w:proofErr w:type="spellStart"/>
-      <w:r>
-        <w:t>test</w:t>
-      </w:r>
-      <w:proofErr w:type="spellEnd"/>
-      <w:r>
-        <w:t xml:space="preserve"> (1319 задач школьной математики) и MATH-500 (500 олимпиадных задач). Протокол извлечения ответа различается для двух бенчмарков.</w:t>
-      </w:r>
-    </w:p>
-    <w:p>
-      <w:pPr>
-        <w:spacing w:before="200" w:after="120"/>
-        <w:ind w:firstLine="709"/>
-        <w:jc w:val="both"/>
-      </w:pPr>
-      <w:r>
-        <w:rPr>
-          <w:b/>
-          <w:bCs/>
-        </w:rPr>
-        <w:t>GSM8K</w:t>
-      </w:r>
-      <w:r>
-        <w:t>. В тексте отыскивается маркер ####, из строки после него извлекается число. Запятые в числах удаляются. Сравнение строковое. Алгоритм повторяет логику оригинального скрипта оценки [10].</w:t>
-      </w:r>
-    </w:p>
-    <w:p>
-      <w:pPr>
-        <w:spacing w:before="200" w:after="120"/>
-        <w:ind w:firstLine="709"/>
-        <w:jc w:val="both"/>
-      </w:pPr>
-      <w:r>
-        <w:rPr>
-          <w:b/>
-          <w:bCs/>
-        </w:rPr>
-        <w:t>MATH</w:t>
-      </w:r>
-      <w:r>
-        <w:t>. Из текста извлекается содержимое последнего \</w:t>
-      </w:r>
-      <w:proofErr w:type="spellStart"/>
-      <w:r>
-        <w:t>boxed</w:t>
-      </w:r>
-      <w:proofErr w:type="spellEnd"/>
-      <w:r>
-        <w:t xml:space="preserve">{...} с учётом вложенных скобок. Перед сравнением обе строки нормализуются: дроби приводятся к единому формату, раскрываются сокращённые записи корней, удаляются единицы измерения и служебные команды </w:t>
-      </w:r>
-      <w:proofErr w:type="spellStart"/>
-      <w:r>
-        <w:t>LaTeX</w:t>
-      </w:r>
-      <w:proofErr w:type="spellEnd"/>
-      <w:r>
-        <w:t>. Нормализация воспроизводит логику из репозитория MATH [11].</w:t>
-      </w:r>
-    </w:p>
-    <w:p>
-      <w:pPr>
-        <w:spacing w:before="200" w:after="120"/>
-        <w:ind w:firstLine="709"/>
-        <w:jc w:val="both"/>
-      </w:pPr>
-      <w:r>
-        <w:t xml:space="preserve">Доверительные интервалы. Точность на конечном тестовом наборе является случайной величиной: при другом составе задач результат был бы иным. Для оценки этой неопределённости используется </w:t>
+        <w:jc w:val="both"/>
+      </w:pPr>
+      <w:r>
+        <w:t xml:space="preserve">Для сравнения двух стратегий строится </w:t>
       </w:r>
       <w:proofErr w:type="spellStart"/>
       <w:r>
@@ -9311,37 +9279,7 @@
       </w:r>
       <w:proofErr w:type="spellEnd"/>
       <w:r>
-        <w:t>. Из набора результатов (</w:t>
-      </w:r>
-      <w:proofErr w:type="gramStart"/>
-      <w:r>
-        <w:t>верно</w:t>
-      </w:r>
-      <w:proofErr w:type="gramEnd"/>
-      <w:r>
-        <w:t>/неверно по каждой задаче) формируются 10 000 выборок с возвращением, для каждой вычисляется точность. По полученному распределению строится 95%-й доверительный интервал.</w:t>
-      </w:r>
-    </w:p>
-    <w:p>
-      <w:pPr>
-        <w:spacing w:before="200" w:after="120"/>
-        <w:ind w:firstLine="709"/>
-        <w:jc w:val="both"/>
-      </w:pPr>
-      <w:r>
-        <w:t xml:space="preserve">Для сравнения двух стратегий строится </w:t>
-      </w:r>
-      <w:proofErr w:type="spellStart"/>
-      <w:r>
-        <w:t>бутстрап</w:t>
-      </w:r>
-      <w:proofErr w:type="spellEnd"/>
-      <w:r>
-        <w:t xml:space="preserve">-интервал для разности точностей: из одних и тех же выборок вычисляется разность точностей двух </w:t>
-      </w:r>
-      <w:r>
-        <w:lastRenderedPageBreak/>
-        <w:t>стратегий. Если интервал разности включает ноль, различие не является статистически значимым на уровне 5 %.</w:t>
+        <w:t>-интервал для разности точностей: из одних и тех же выборок вычисляется разность точностей двух стратегий. Если интервал разности включает ноль, различие не является статистически значимым на уровне 5 %.</w:t>
       </w:r>
     </w:p>
     <w:p>
@@ -9881,11 +9819,7 @@
       </w:r>
       <w:proofErr w:type="spellEnd"/>
       <w:r>
-        <w:t xml:space="preserve">-N и взвешенного голосования верификация выполняется для каждого из n решений, поэтому суммарная стоимость верификации растёт пропорционально числу генераций. </w:t>
-      </w:r>
-      <w:r>
-        <w:lastRenderedPageBreak/>
-        <w:t>Учитель не запускается в наших экспериментах — используются только его решения из датасета.</w:t>
+        <w:t>-N и взвешенного голосования верификация выполняется для каждого из n решений, поэтому суммарная стоимость верификации растёт пропорционально числу генераций. Учитель не запускается в наших экспериментах — используются только его решения из датасета.</w:t>
       </w:r>
     </w:p>
     <w:p>
@@ -10027,7 +9961,6 @@
         <w:t xml:space="preserve">На первом этапе весь </w:t>
       </w:r>
       <w:proofErr w:type="spellStart"/>
-      <w:proofErr w:type="gramStart"/>
       <w:r>
         <w:t>пайплайн</w:t>
       </w:r>
@@ -10036,11 +9969,7 @@
         <w:t xml:space="preserve">, </w:t>
       </w:r>
       <w:r>
-        <w:t xml:space="preserve"> от</w:t>
-      </w:r>
-      <w:proofErr w:type="gramEnd"/>
-      <w:r>
-        <w:t xml:space="preserve"> подготовки данных до построения Парето-фронта</w:t>
+        <w:t xml:space="preserve"> от подготовки данных до построения Парето-фронта</w:t>
       </w:r>
       <w:r>
         <w:t xml:space="preserve">, </w:t>
@@ -10247,7 +10176,6 @@
         <w:t xml:space="preserve"> нет. Фильтрация по источнику не применяется, защита от утечки тестовых данных обеспечивается </w:t>
       </w:r>
       <w:proofErr w:type="spellStart"/>
-      <w:proofErr w:type="gramStart"/>
       <w:r>
         <w:t>дедупликацией.</w:t>
       </w:r>
@@ -10255,7 +10183,6 @@
         <w:t>Каждая</w:t>
       </w:r>
       <w:proofErr w:type="spellEnd"/>
-      <w:proofErr w:type="gramEnd"/>
       <w:r>
         <w:t xml:space="preserve"> задача в датасете сопровождается 2–4 решениями от DeepSeek-R1-671B. Для каждой задачи выбрано первое решение, подтверждённое автоматической проверкой (</w:t>
       </w:r>
@@ -10345,14 +10272,9 @@
       </w:r>
       <w:proofErr w:type="spellStart"/>
       <w:r>
-        <w:t>dedup_</w:t>
-      </w:r>
-      <w:proofErr w:type="gramStart"/>
-      <w:r>
-        <w:t>log.json</w:t>
-      </w:r>
-      <w:proofErr w:type="spellEnd"/>
-      <w:proofErr w:type="gramEnd"/>
+        <w:t>dedup_log.json</w:t>
+      </w:r>
+      <w:proofErr w:type="spellEnd"/>
       <w:r>
         <w:t>.</w:t>
       </w:r>
@@ -10887,17 +10809,12 @@
         <w:t xml:space="preserve"> \</w:t>
       </w:r>
       <w:proofErr w:type="spellStart"/>
-      <w:proofErr w:type="gramStart"/>
       <w:r>
         <w:t>boxed</w:t>
       </w:r>
       <w:proofErr w:type="spellEnd"/>
       <w:r>
-        <w:t>{</w:t>
-      </w:r>
-      <w:proofErr w:type="gramEnd"/>
-      <w:r>
-        <w:t xml:space="preserve">}.» Этот </w:t>
+        <w:t xml:space="preserve">{}.» Этот </w:t>
       </w:r>
       <w:proofErr w:type="spellStart"/>
       <w:r>
@@ -11046,30 +10963,20 @@
         <w:t>Базовая модель не использует формат #### (GSM8K) и \</w:t>
       </w:r>
       <w:proofErr w:type="spellStart"/>
-      <w:proofErr w:type="gramStart"/>
       <w:r>
         <w:t>boxed</w:t>
       </w:r>
       <w:proofErr w:type="spellEnd"/>
       <w:r>
-        <w:t>{</w:t>
-      </w:r>
-      <w:proofErr w:type="gramEnd"/>
-      <w:r>
-        <w:t>} (MATH-500), поскольку не обучена этим форматам. Для GSM8K применяется расширенный парсер: при отсутствии маркера #### извлекается последнее число в тексте. Этот приём вносит шум, поскольку последним числом может оказаться промежуточный результат, а не финальный ответ. Для MATH-500 используется строгий парсер (\</w:t>
-      </w:r>
-      <w:proofErr w:type="spellStart"/>
-      <w:proofErr w:type="gramStart"/>
+        <w:t>{} (MATH-500), поскольку не обучена этим форматам. Для GSM8K применяется расширенный парсер: при отсутствии маркера #### извлекается последнее число в тексте. Этот приём вносит шум, поскольку последним числом может оказаться промежуточный результат, а не финальный ответ. Для MATH-500 используется строгий парсер (\</w:t>
+      </w:r>
+      <w:proofErr w:type="spellStart"/>
       <w:r>
         <w:t>boxed</w:t>
       </w:r>
       <w:proofErr w:type="spellEnd"/>
       <w:r>
-        <w:t>{</w:t>
-      </w:r>
-      <w:proofErr w:type="gramEnd"/>
-      <w:r>
-        <w:t>}), задачи без маркера считаются нерешёнными.</w:t>
+        <w:t>{}), задачи без маркера считаются нерешёнными.</w:t>
       </w:r>
     </w:p>
     <w:p>
@@ -11358,17 +11265,12 @@
         <w:t xml:space="preserve"> 25,2 %: четверть задач модель не оформила в формате \</w:t>
       </w:r>
       <w:proofErr w:type="spellStart"/>
-      <w:proofErr w:type="gramStart"/>
       <w:r>
         <w:t>boxed</w:t>
       </w:r>
       <w:proofErr w:type="spellEnd"/>
       <w:r>
-        <w:t>{</w:t>
-      </w:r>
-      <w:proofErr w:type="gramEnd"/>
-      <w:r>
-        <w:t xml:space="preserve">} и они считаются нерешёнными. </w:t>
+        <w:t xml:space="preserve">{} и они считаются нерешёнными. </w:t>
       </w:r>
       <w:proofErr w:type="spellStart"/>
       <w:r>
@@ -11882,17 +11784,12 @@
         <w:t>. SFT-модель оценивается строгим парсером (только \</w:t>
       </w:r>
       <w:proofErr w:type="spellStart"/>
-      <w:proofErr w:type="gramStart"/>
       <w:r>
         <w:t>boxed</w:t>
       </w:r>
       <w:proofErr w:type="spellEnd"/>
       <w:r>
-        <w:t>{</w:t>
-      </w:r>
-      <w:proofErr w:type="gramEnd"/>
-      <w:r>
-        <w:t xml:space="preserve">}) с </w:t>
+        <w:t xml:space="preserve">{}) с </w:t>
       </w:r>
       <w:proofErr w:type="spellStart"/>
       <w:r>
@@ -11911,17 +11808,12 @@
         <w:t xml:space="preserve"> 38,4 % более трети ответов не содержат маркер \</w:t>
       </w:r>
       <w:proofErr w:type="spellStart"/>
-      <w:proofErr w:type="gramStart"/>
       <w:r>
         <w:t>boxed</w:t>
       </w:r>
       <w:proofErr w:type="spellEnd"/>
       <w:r>
-        <w:t>{</w:t>
-      </w:r>
-      <w:proofErr w:type="gramEnd"/>
-      <w:r>
-        <w:t>}: модель зацикливается в теге &lt;</w:t>
+        <w:t>{}: модель зацикливается в теге &lt;</w:t>
       </w:r>
       <w:proofErr w:type="spellStart"/>
       <w:r>
@@ -11948,17 +11840,12 @@
         <w:t>]. Среди ответов, содержащих \</w:t>
       </w:r>
       <w:proofErr w:type="spellStart"/>
-      <w:proofErr w:type="gramStart"/>
       <w:r>
         <w:t>boxed</w:t>
       </w:r>
       <w:proofErr w:type="spellEnd"/>
       <w:r>
-        <w:t>{</w:t>
-      </w:r>
-      <w:proofErr w:type="gramEnd"/>
-      <w:r>
-        <w:t>}, точность составляет около 67 % — модель действительно решает задачи, проблема только в остановке.</w:t>
+        <w:t>{}, точность составляет около 67 % — модель действительно решает задачи, проблема только в остановке.</w:t>
       </w:r>
     </w:p>
     <w:p>
@@ -13394,7 +13281,7 @@
       </w:r>
       <w:proofErr w:type="spellEnd"/>
       <w:r>
-        <w:t xml:space="preserve"> = 1,0 (после исправления кода) </w:t>
+        <w:t xml:space="preserve"> = 1,0 </w:t>
       </w:r>
     </w:p>
     <w:p>
@@ -13447,19 +13334,11 @@
       </w:r>
       <w:proofErr w:type="spellStart"/>
       <w:r>
-        <w:t>max_</w:t>
-      </w:r>
-      <w:proofErr w:type="gramStart"/>
-      <w:r>
-        <w:t>tokens</w:t>
-      </w:r>
-      <w:proofErr w:type="spellEnd"/>
-      <w:r>
-        <w:t xml:space="preserve"> &gt;</w:t>
-      </w:r>
-      <w:proofErr w:type="gramEnd"/>
-      <w:r>
-        <w:t xml:space="preserve"> </w:t>
+        <w:t>max_tokens</w:t>
+      </w:r>
+      <w:proofErr w:type="spellEnd"/>
+      <w:r>
+        <w:t xml:space="preserve"> &gt; </w:t>
       </w:r>
       <w:proofErr w:type="spellStart"/>
       <w:r>
